--- a/mern/_Interview/HTML_Interview_Ready_Notes_With_Examples.docx
+++ b/mern/_Interview/HTML_Interview_Ready_Notes_With_Examples.docx
@@ -4,31 +4,8 @@
   <w:body>
     <w:p>
       <w:pPr>
-        <w:jc w:val="center"/>
-      </w:pPr>
-      <w:r>
-        <w:rPr>
-          <w:b/>
-          <w:sz w:val="36"/>
-        </w:rPr>
-        <w:t>HTML — FINAL INTERVIEW REVISION NOTES</w:t>
-      </w:r>
-    </w:p>
-    <w:p>
-      <w:pPr>
-        <w:jc w:val="center"/>
-      </w:pPr>
-      <w:r>
-        <w:rPr>
-          <w:i/>
-          <w:sz w:val="18"/>
-        </w:rPr>
-        <w:t>Last-minute revision • Definitions • Tags • Attributes • Forms • Tables</w:t>
-      </w:r>
-    </w:p>
-    <w:p>
-      <w:pPr>
         <w:pStyle w:val="Heading1"/>
+        <w:spacing w:line="240" w:lineRule="auto"/>
       </w:pPr>
       <w:r>
         <w:t>1. Core HTML Concepts</w:t>
@@ -37,7 +14,7 @@
     <w:p>
       <w:pPr>
         <w:pStyle w:val="ListBullet"/>
-        <w:spacing w:after="20"/>
+        <w:spacing w:after="20" w:line="240" w:lineRule="auto"/>
       </w:pPr>
       <w:r>
         <w:t xml:space="preserve">HTML = </w:t>
@@ -63,7 +40,7 @@
     <w:p>
       <w:pPr>
         <w:pStyle w:val="ListBullet"/>
-        <w:spacing w:after="20"/>
+        <w:spacing w:after="20" w:line="240" w:lineRule="auto"/>
       </w:pPr>
       <w:r>
         <w:t>HTML tags are the components used to design the structure of websites.</w:t>
@@ -72,7 +49,7 @@
     <w:p>
       <w:pPr>
         <w:pStyle w:val="ListBullet"/>
-        <w:spacing w:after="20"/>
+        <w:spacing w:after="20" w:line="240" w:lineRule="auto"/>
       </w:pPr>
       <w:r>
         <w:t>An HTML tag is a container for content or other HTML tags.</w:t>
@@ -81,7 +58,7 @@
     <w:p>
       <w:pPr>
         <w:pStyle w:val="ListBullet"/>
-        <w:spacing w:after="20"/>
+        <w:spacing w:after="20" w:line="240" w:lineRule="auto"/>
       </w:pPr>
       <w:r>
         <w:t>Most HTML elements have opening and closing tags with content between them.</w:t>
@@ -90,7 +67,7 @@
     <w:p>
       <w:pPr>
         <w:pStyle w:val="ListBullet"/>
-        <w:spacing w:after="20"/>
+        <w:spacing w:after="20" w:line="240" w:lineRule="auto"/>
       </w:pPr>
       <w:r>
         <w:t>Some tags have no content between them, e.g. &lt;br&gt;.</w:t>
@@ -99,7 +76,7 @@
     <w:p>
       <w:pPr>
         <w:pStyle w:val="ListBullet"/>
-        <w:spacing w:after="20"/>
+        <w:spacing w:after="20" w:line="240" w:lineRule="auto"/>
       </w:pPr>
       <w:r>
         <w:t>HTML is not case-sensitive: &lt;p&gt; and &lt;P&gt; are treated the same.</w:t>
@@ -108,6 +85,7 @@
     <w:p>
       <w:pPr>
         <w:pStyle w:val="Heading1"/>
+        <w:spacing w:line="240" w:lineRule="auto"/>
       </w:pPr>
       <w:r>
         <w:t xml:space="preserve">2. Basic HTML Document </w:t>
@@ -123,7 +101,7 @@
     </w:p>
     <w:p>
       <w:pPr>
-        <w:spacing w:after="40"/>
+        <w:spacing w:after="40" w:line="240" w:lineRule="auto"/>
         <w:ind w:left="259"/>
       </w:pPr>
       <w:r>
@@ -201,7 +179,7 @@
     <w:p>
       <w:pPr>
         <w:pStyle w:val="ListBullet"/>
-        <w:spacing w:after="20"/>
+        <w:spacing w:after="20" w:line="240" w:lineRule="auto"/>
       </w:pPr>
       <w:r>
         <w:t>&lt;!DOCTYPE html&gt; → tells the browser you are using HTML5.</w:t>
@@ -210,7 +188,7 @@
     <w:p>
       <w:pPr>
         <w:pStyle w:val="ListBullet"/>
-        <w:spacing w:after="20"/>
+        <w:spacing w:after="20" w:line="240" w:lineRule="auto"/>
       </w:pPr>
       <w:r>
         <w:t>&lt;html&gt; → root of the HTML document; parent of &lt;head&gt; and &lt;body&gt;.</w:t>
@@ -219,7 +197,7 @@
     <w:p>
       <w:pPr>
         <w:pStyle w:val="ListBullet"/>
-        <w:spacing w:after="20"/>
+        <w:spacing w:after="20" w:line="240" w:lineRule="auto"/>
       </w:pPr>
       <w:r>
         <w:t>&lt;head&gt; → contains metadata.</w:t>
@@ -228,7 +206,7 @@
     <w:p>
       <w:pPr>
         <w:pStyle w:val="ListBullet"/>
-        <w:spacing w:after="20"/>
+        <w:spacing w:after="20" w:line="240" w:lineRule="auto"/>
       </w:pPr>
       <w:r>
         <w:t>&lt;title&gt; → sets the page title.</w:t>
@@ -237,7 +215,7 @@
     <w:p>
       <w:pPr>
         <w:pStyle w:val="ListBullet"/>
-        <w:spacing w:after="20"/>
+        <w:spacing w:after="20" w:line="240" w:lineRule="auto"/>
       </w:pPr>
       <w:r>
         <w:t>&lt;body&gt; → contains the data rendered by the browser.</w:t>
@@ -246,7 +224,7 @@
     <w:p>
       <w:pPr>
         <w:pStyle w:val="ListBullet"/>
-        <w:spacing w:after="20"/>
+        <w:spacing w:after="20" w:line="240" w:lineRule="auto"/>
       </w:pPr>
       <w:r>
         <w:t>&lt;p&gt; → paragraph.</w:t>
@@ -255,6 +233,7 @@
     <w:p>
       <w:pPr>
         <w:pStyle w:val="Heading1"/>
+        <w:spacing w:line="240" w:lineRule="auto"/>
       </w:pPr>
       <w:r>
         <w:t>3. Attributes</w:t>
@@ -263,7 +242,7 @@
     <w:p>
       <w:pPr>
         <w:pStyle w:val="ListBullet"/>
-        <w:spacing w:after="20"/>
+        <w:spacing w:after="20" w:line="240" w:lineRule="auto"/>
       </w:pPr>
       <w:r>
         <w:t>Attributes add more information to an HTML tag.</w:t>
@@ -271,7 +250,7 @@
     </w:p>
     <w:p>
       <w:pPr>
-        <w:spacing w:after="40"/>
+        <w:spacing w:after="40" w:line="240" w:lineRule="auto"/>
         <w:ind w:left="259"/>
       </w:pPr>
       <w:r>
@@ -285,7 +264,7 @@
     <w:p>
       <w:pPr>
         <w:pStyle w:val="ListBullet"/>
-        <w:spacing w:after="20"/>
+        <w:spacing w:after="20" w:line="240" w:lineRule="auto"/>
       </w:pPr>
       <w:r>
         <w:t>Common examples from the notes: href, src, alt, target, height, width, action, type, value, name, id, class, placeholder.</w:t>
@@ -294,6 +273,7 @@
     <w:p>
       <w:pPr>
         <w:pStyle w:val="Heading1"/>
+        <w:spacing w:line="240" w:lineRule="auto"/>
       </w:pPr>
       <w:r>
         <w:t>4. Essential HTML Tags</w:t>
@@ -302,7 +282,7 @@
     <w:p>
       <w:pPr>
         <w:pStyle w:val="ListBullet"/>
-        <w:spacing w:after="20"/>
+        <w:spacing w:after="20" w:line="240" w:lineRule="auto"/>
       </w:pPr>
       <w:r>
         <w:t>&lt;h1&gt; to &lt;h6&gt; → headings; h1 is most important and h6 is least important.</w:t>
@@ -311,7 +291,7 @@
     <w:p>
       <w:pPr>
         <w:pStyle w:val="ListBullet"/>
-        <w:spacing w:after="20"/>
+        <w:spacing w:after="20" w:line="240" w:lineRule="auto"/>
       </w:pPr>
       <w:r>
         <w:t>&lt;p&gt; → paragraph.</w:t>
@@ -320,7 +300,7 @@
     <w:p>
       <w:pPr>
         <w:pStyle w:val="ListBullet"/>
-        <w:spacing w:after="20"/>
+        <w:spacing w:after="20" w:line="240" w:lineRule="auto"/>
       </w:pPr>
       <w:r>
         <w:t>&lt;a&gt; → creates links.</w:t>
@@ -328,7 +308,7 @@
     </w:p>
     <w:p>
       <w:pPr>
-        <w:spacing w:after="40"/>
+        <w:spacing w:after="40" w:line="240" w:lineRule="auto"/>
         <w:ind w:left="259"/>
       </w:pPr>
       <w:r>
@@ -336,13 +316,14 @@
           <w:rFonts w:ascii="Courier New" w:hAnsi="Courier New"/>
           <w:sz w:val="17"/>
         </w:rPr>
+        <w:lastRenderedPageBreak/>
         <w:t>&lt;a href="https://google.com"&gt;Google&lt;/a&gt;</w:t>
       </w:r>
     </w:p>
     <w:p>
       <w:pPr>
         <w:pStyle w:val="ListBullet"/>
-        <w:spacing w:after="20"/>
+        <w:spacing w:after="20" w:line="240" w:lineRule="auto"/>
       </w:pPr>
       <w:r>
         <w:t>&lt;img&gt; → adds an image.</w:t>
@@ -350,7 +331,7 @@
     </w:p>
     <w:p>
       <w:pPr>
-        <w:spacing w:after="40"/>
+        <w:spacing w:after="40" w:line="240" w:lineRule="auto"/>
         <w:ind w:left="259"/>
       </w:pPr>
       <w:r>
@@ -364,7 +345,7 @@
     <w:p>
       <w:pPr>
         <w:pStyle w:val="ListBullet"/>
-        <w:spacing w:after="20"/>
+        <w:spacing w:after="20" w:line="240" w:lineRule="auto"/>
       </w:pPr>
       <w:r>
         <w:t>&lt;br&gt; → line break.</w:t>
@@ -373,7 +354,7 @@
     <w:p>
       <w:pPr>
         <w:pStyle w:val="ListBullet"/>
-        <w:spacing w:after="20"/>
+        <w:spacing w:after="20" w:line="240" w:lineRule="auto"/>
       </w:pPr>
       <w:r>
         <w:t>&lt;b&gt; → bold text; &lt;i&gt; → italic text; &lt;u&gt; → underlined text.</w:t>
@@ -382,7 +363,7 @@
     <w:p>
       <w:pPr>
         <w:pStyle w:val="ListBullet"/>
-        <w:spacing w:after="20"/>
+        <w:spacing w:after="20" w:line="240" w:lineRule="auto"/>
       </w:pPr>
       <w:r>
         <w:t>&lt;big&gt; → big text; &lt;small&gt; → small text.</w:t>
@@ -391,7 +372,7 @@
     <w:p>
       <w:pPr>
         <w:pStyle w:val="ListBullet"/>
-        <w:spacing w:after="20"/>
+        <w:spacing w:after="20" w:line="240" w:lineRule="auto"/>
       </w:pPr>
       <w:r>
         <w:t>&lt;hr&gt; → horizontal ruler/separator.</w:t>
@@ -400,7 +381,7 @@
     <w:p>
       <w:pPr>
         <w:pStyle w:val="ListBullet"/>
-        <w:spacing w:after="20"/>
+        <w:spacing w:after="20" w:line="240" w:lineRule="auto"/>
       </w:pPr>
       <w:r>
         <w:t>&lt;sub&gt; → subscript; &lt;sup&gt; → superscript.</w:t>
@@ -409,7 +390,7 @@
     <w:p>
       <w:pPr>
         <w:pStyle w:val="ListBullet"/>
-        <w:spacing w:after="20"/>
+        <w:spacing w:after="20" w:line="240" w:lineRule="auto"/>
       </w:pPr>
       <w:r>
         <w:t>&lt;pre&gt; → displays text as written, preserving spaces and line breaks.</w:t>
@@ -418,16 +399,16 @@
     <w:p>
       <w:pPr>
         <w:pStyle w:val="Heading1"/>
-      </w:pPr>
-      <w:r>
-        <w:lastRenderedPageBreak/>
+        <w:spacing w:line="240" w:lineRule="auto"/>
+      </w:pPr>
+      <w:r>
         <w:t>5. Page Layout &amp; Semantic Tags</w:t>
       </w:r>
     </w:p>
     <w:p>
       <w:pPr>
         <w:pStyle w:val="ListBullet"/>
-        <w:spacing w:after="20"/>
+        <w:spacing w:after="20" w:line="240" w:lineRule="auto"/>
       </w:pPr>
       <w:r>
         <w:t>Semantic tags are used for page layout.</w:t>
@@ -436,7 +417,7 @@
     <w:p>
       <w:pPr>
         <w:pStyle w:val="ListBullet"/>
-        <w:spacing w:after="20"/>
+        <w:spacing w:after="20" w:line="240" w:lineRule="auto"/>
       </w:pPr>
       <w:r>
         <w:t>&lt;header&gt; → page/section header.</w:t>
@@ -445,7 +426,7 @@
     <w:p>
       <w:pPr>
         <w:pStyle w:val="ListBullet"/>
-        <w:spacing w:after="20"/>
+        <w:spacing w:after="20" w:line="240" w:lineRule="auto"/>
       </w:pPr>
       <w:r>
         <w:t>&lt;main&gt; → main content.</w:t>
@@ -454,7 +435,7 @@
     <w:p>
       <w:pPr>
         <w:pStyle w:val="ListBullet"/>
-        <w:spacing w:after="20"/>
+        <w:spacing w:after="20" w:line="240" w:lineRule="auto"/>
       </w:pPr>
       <w:r>
         <w:t>&lt;footer&gt; → footer content.</w:t>
@@ -463,7 +444,7 @@
     <w:p>
       <w:pPr>
         <w:pStyle w:val="ListBullet"/>
-        <w:spacing w:after="20"/>
+        <w:spacing w:after="20" w:line="240" w:lineRule="auto"/>
       </w:pPr>
       <w:r>
         <w:t>&lt;section&gt; → a section of the page.</w:t>
@@ -472,7 +453,7 @@
     <w:p>
       <w:pPr>
         <w:pStyle w:val="ListBullet"/>
-        <w:spacing w:after="20"/>
+        <w:spacing w:after="20" w:line="240" w:lineRule="auto"/>
       </w:pPr>
       <w:r>
         <w:t>&lt;article&gt; → an article.</w:t>
@@ -481,7 +462,7 @@
     <w:p>
       <w:pPr>
         <w:pStyle w:val="ListBullet"/>
-        <w:spacing w:after="20"/>
+        <w:spacing w:after="20" w:line="240" w:lineRule="auto"/>
       </w:pPr>
       <w:r>
         <w:t>&lt;aside&gt; → content aside from the main content, such as ads.</w:t>
@@ -490,16 +471,21 @@
     <w:p>
       <w:pPr>
         <w:pStyle w:val="Heading1"/>
+        <w:spacing w:line="240" w:lineRule="auto"/>
       </w:pPr>
       <w:r>
         <w:t>6. Anchor &amp; Image Details</w:t>
       </w:r>
     </w:p>
-    <w:p/>
+    <w:p>
+      <w:pPr>
+        <w:spacing w:line="240" w:lineRule="auto"/>
+      </w:pPr>
+    </w:p>
     <w:p>
       <w:pPr>
         <w:pStyle w:val="ListBullet"/>
-        <w:spacing w:after="20"/>
+        <w:spacing w:after="20" w:line="240" w:lineRule="auto"/>
       </w:pPr>
       <w:r>
         <w:t xml:space="preserve">&lt;a </w:t>
@@ -529,7 +515,7 @@
           <w:ilvl w:val="0"/>
           <w:numId w:val="0"/>
         </w:numPr>
-        <w:spacing w:after="20"/>
+        <w:spacing w:after="20" w:line="240" w:lineRule="auto"/>
         <w:ind w:left="360"/>
       </w:pPr>
       <w:r>
@@ -541,16 +527,13 @@
       </w:r>
       <w:proofErr w:type="gramEnd"/>
       <w:r>
-        <w:t>main”</w:t>
-      </w:r>
-      <w:r>
-        <w:t xml:space="preserve"> → opens the link in a new tab (as shown in the notes).</w:t>
+        <w:t>main” → opens the link in a new tab (as shown in the notes).</w:t>
       </w:r>
     </w:p>
     <w:p>
       <w:pPr>
         <w:pStyle w:val="ListBullet"/>
-        <w:spacing w:after="20"/>
+        <w:spacing w:after="20" w:line="240" w:lineRule="auto"/>
       </w:pPr>
       <w:r>
         <w:t>&lt;a&gt; can contain an &lt;img&gt;, making the picture clickable.</w:t>
@@ -563,7 +546,7 @@
           <w:ilvl w:val="0"/>
           <w:numId w:val="0"/>
         </w:numPr>
-        <w:spacing w:after="20"/>
+        <w:spacing w:after="20" w:line="240" w:lineRule="auto"/>
         <w:ind w:left="360"/>
       </w:pPr>
       <w:r>
@@ -575,10 +558,7 @@
       </w:r>
       <w:proofErr w:type="spellEnd"/>
       <w:r>
-        <w:t>="https://google.com" &gt;</w:t>
-      </w:r>
-      <w:r>
-        <w:t>&lt;</w:t>
+        <w:t>="https://google.com" &gt;&lt;</w:t>
       </w:r>
       <w:proofErr w:type="spellStart"/>
       <w:r>
@@ -604,22 +584,19 @@
       <w:proofErr w:type="spellEnd"/>
       <w:proofErr w:type="gramEnd"/>
       <w:r>
-        <w:t>”&gt;</w:t>
-      </w:r>
-      <w:r>
-        <w:t>&lt;/a&gt;</w:t>
+        <w:t>”&gt;&lt;/a&gt;</w:t>
       </w:r>
     </w:p>
     <w:p>
       <w:pPr>
         <w:pStyle w:val="ListBullet"/>
-        <w:spacing w:after="20"/>
+        <w:spacing w:after="20" w:line="240" w:lineRule="auto"/>
       </w:pPr>
     </w:p>
     <w:p>
       <w:pPr>
         <w:pStyle w:val="ListBullet"/>
-        <w:spacing w:after="20"/>
+        <w:spacing w:after="20" w:line="240" w:lineRule="auto"/>
       </w:pPr>
       <w:r>
         <w:t>Image height and width can be set with height and width attributes.</w:t>
@@ -627,7 +604,7 @@
     </w:p>
     <w:p>
       <w:pPr>
-        <w:spacing w:after="40"/>
+        <w:spacing w:after="40" w:line="240" w:lineRule="auto"/>
         <w:ind w:left="259"/>
       </w:pPr>
       <w:r>
@@ -640,7 +617,7 @@
     </w:p>
     <w:p>
       <w:pPr>
-        <w:spacing w:after="40"/>
+        <w:spacing w:after="40" w:line="240" w:lineRule="auto"/>
         <w:ind w:left="259"/>
       </w:pPr>
       <w:r>
@@ -654,6 +631,7 @@
     <w:p>
       <w:pPr>
         <w:pStyle w:val="Heading1"/>
+        <w:spacing w:line="240" w:lineRule="auto"/>
       </w:pPr>
       <w:r>
         <w:t>7. div vs span</w:t>
@@ -662,7 +640,7 @@
     <w:p>
       <w:pPr>
         <w:pStyle w:val="ListBullet"/>
-        <w:spacing w:after="20"/>
+        <w:spacing w:after="20" w:line="240" w:lineRule="auto"/>
       </w:pPr>
       <w:r>
         <w:t>&lt;div&gt; → container for other HTML elements; block element; takes full width.</w:t>
@@ -671,7 +649,7 @@
     <w:p>
       <w:pPr>
         <w:pStyle w:val="ListBullet"/>
-        <w:spacing w:after="20"/>
+        <w:spacing w:after="20" w:line="240" w:lineRule="auto"/>
       </w:pPr>
       <w:r>
         <w:t>&lt;span&gt; → container for other HTML elements; inline element; takes width according to its content/size.</w:t>
@@ -680,7 +658,7 @@
     <w:p>
       <w:pPr>
         <w:pStyle w:val="ListBullet"/>
-        <w:spacing w:after="20"/>
+        <w:spacing w:after="20" w:line="240" w:lineRule="auto"/>
       </w:pPr>
       <w:r>
         <w:t>Quick interview answer: div = block container, span = inline container.</w:t>
@@ -689,15 +667,17 @@
     <w:p>
       <w:pPr>
         <w:pStyle w:val="Heading1"/>
-      </w:pPr>
-      <w:r>
+        <w:spacing w:line="240" w:lineRule="auto"/>
+      </w:pPr>
+      <w:r>
+        <w:lastRenderedPageBreak/>
         <w:t>8. Lists</w:t>
       </w:r>
     </w:p>
     <w:p>
       <w:pPr>
         <w:pStyle w:val="ListBullet"/>
-        <w:spacing w:after="20"/>
+        <w:spacing w:after="20" w:line="240" w:lineRule="auto"/>
       </w:pPr>
       <w:r>
         <w:t>Lists represent real-life list data.</w:t>
@@ -706,7 +686,7 @@
     <w:p>
       <w:pPr>
         <w:pStyle w:val="ListBullet"/>
-        <w:spacing w:after="20"/>
+        <w:spacing w:after="20" w:line="240" w:lineRule="auto"/>
       </w:pPr>
       <w:r>
         <w:t>&lt;ul&gt; → unordered list.</w:t>
@@ -715,7 +695,7 @@
     <w:p>
       <w:pPr>
         <w:pStyle w:val="ListBullet"/>
-        <w:spacing w:after="20"/>
+        <w:spacing w:after="20" w:line="240" w:lineRule="auto"/>
       </w:pPr>
       <w:r>
         <w:t>&lt;ol&gt; → ordered list.</w:t>
@@ -724,7 +704,7 @@
     <w:p>
       <w:pPr>
         <w:pStyle w:val="ListBullet"/>
-        <w:spacing w:after="20"/>
+        <w:spacing w:after="20" w:line="240" w:lineRule="auto"/>
       </w:pPr>
       <w:r>
         <w:t>&lt;li&gt; → list item.</w:t>
@@ -732,7 +712,7 @@
     </w:p>
     <w:p>
       <w:pPr>
-        <w:spacing w:after="40"/>
+        <w:spacing w:after="40" w:line="240" w:lineRule="auto"/>
         <w:ind w:left="259"/>
       </w:pPr>
       <w:r>
@@ -770,6 +750,7 @@
     <w:p>
       <w:pPr>
         <w:pStyle w:val="Heading1"/>
+        <w:spacing w:line="240" w:lineRule="auto"/>
       </w:pPr>
       <w:r>
         <w:t>9. Tables</w:t>
@@ -778,7 +759,7 @@
     <w:p>
       <w:pPr>
         <w:pStyle w:val="ListBullet"/>
-        <w:spacing w:after="20"/>
+        <w:spacing w:after="20" w:line="240" w:lineRule="auto"/>
       </w:pPr>
       <w:r>
         <w:t>Tables are used to represent real-life table data.</w:t>
@@ -787,7 +768,7 @@
     <w:p>
       <w:pPr>
         <w:pStyle w:val="ListBullet"/>
-        <w:spacing w:after="20"/>
+        <w:spacing w:after="20" w:line="240" w:lineRule="auto"/>
       </w:pPr>
       <w:r>
         <w:t>&lt;table&gt; → table container.</w:t>
@@ -796,7 +777,7 @@
     <w:p>
       <w:pPr>
         <w:pStyle w:val="ListBullet"/>
-        <w:spacing w:after="20"/>
+        <w:spacing w:after="20" w:line="240" w:lineRule="auto"/>
       </w:pPr>
       <w:r>
         <w:t>&lt;tr&gt; → table row.</w:t>
@@ -805,7 +786,7 @@
     <w:p>
       <w:pPr>
         <w:pStyle w:val="ListBullet"/>
-        <w:spacing w:after="20"/>
+        <w:spacing w:after="20" w:line="240" w:lineRule="auto"/>
       </w:pPr>
       <w:r>
         <w:t>&lt;td&gt; → table data/cell.</w:t>
@@ -814,7 +795,7 @@
     <w:p>
       <w:pPr>
         <w:pStyle w:val="ListBullet"/>
-        <w:spacing w:after="20"/>
+        <w:spacing w:after="20" w:line="240" w:lineRule="auto"/>
       </w:pPr>
       <w:r>
         <w:t>&lt;th&gt; → table header cell.</w:t>
@@ -823,7 +804,7 @@
     <w:p>
       <w:pPr>
         <w:pStyle w:val="ListBullet"/>
-        <w:spacing w:after="20"/>
+        <w:spacing w:after="20" w:line="240" w:lineRule="auto"/>
       </w:pPr>
       <w:r>
         <w:t>&lt;caption&gt; → table caption/title.</w:t>
@@ -832,7 +813,7 @@
     <w:p>
       <w:pPr>
         <w:pStyle w:val="ListBullet"/>
-        <w:spacing w:after="20"/>
+        <w:spacing w:after="20" w:line="240" w:lineRule="auto"/>
       </w:pPr>
       <w:r>
         <w:t>&lt;thead&gt; → wraps the table head.</w:t>
@@ -841,7 +822,7 @@
     <w:p>
       <w:pPr>
         <w:pStyle w:val="ListBullet"/>
-        <w:spacing w:after="20"/>
+        <w:spacing w:after="20" w:line="240" w:lineRule="auto"/>
       </w:pPr>
       <w:r>
         <w:t>&lt;tbody&gt; → wraps the table body.</w:t>
@@ -850,7 +831,7 @@
     <w:p>
       <w:pPr>
         <w:pStyle w:val="ListBullet"/>
-        <w:spacing w:after="20"/>
+        <w:spacing w:after="20" w:line="240" w:lineRule="auto"/>
       </w:pPr>
       <w:r>
         <w:t>colspan="n" → creates a cell that spans multiple columns.</w:t>
@@ -859,42 +840,283 @@
     <w:p>
       <w:pPr>
         <w:pStyle w:val="Heading1"/>
-      </w:pPr>
-      <w:r>
+        <w:spacing w:line="240" w:lineRule="auto"/>
+      </w:pPr>
+      <w:r>
+        <w:t>10. Forms</w:t>
+      </w:r>
+    </w:p>
+    <w:p>
+      <w:pPr>
+        <w:pStyle w:val="ListBullet"/>
+        <w:spacing w:after="20" w:line="240" w:lineRule="auto"/>
+      </w:pPr>
+      <w:r>
+        <w:t>Forms collect data from users, e.g. sign-up, login, help requests, and contact forms.</w:t>
+      </w:r>
+    </w:p>
+    <w:p>
+      <w:pPr>
+        <w:pStyle w:val="ListBullet"/>
+        <w:spacing w:after="20" w:line="240" w:lineRule="auto"/>
+      </w:pPr>
+      <w:r>
+        <w:t>&lt;form&gt; → form container.</w:t>
+      </w:r>
+    </w:p>
+    <w:p>
+      <w:pPr>
+        <w:pStyle w:val="ListBullet"/>
+        <w:spacing w:after="20" w:line="240" w:lineRule="auto"/>
+      </w:pPr>
+      <w:r>
+        <w:t>action="..." → defines what action should be performed when the form is submitted.</w:t>
+      </w:r>
+    </w:p>
+    <w:p>
+      <w:pPr>
+        <w:spacing w:after="40" w:line="240" w:lineRule="auto"/>
+        <w:ind w:left="259"/>
+      </w:pPr>
+      <w:r>
+        <w:rPr>
+          <w:rFonts w:ascii="Courier New" w:hAnsi="Courier New"/>
+          <w:sz w:val="17"/>
+        </w:rPr>
+        <w:t>&lt;form action="/action.php"&gt;</w:t>
+      </w:r>
+    </w:p>
+    <w:p>
+      <w:pPr>
+        <w:pStyle w:val="ListBullet"/>
+        <w:spacing w:after="20" w:line="240" w:lineRule="auto"/>
+      </w:pPr>
+      <w:r>
+        <w:t>&lt;input&gt; → accepts user input.</w:t>
+      </w:r>
+    </w:p>
+    <w:p>
+      <w:pPr>
+        <w:spacing w:after="40" w:line="240" w:lineRule="auto"/>
+        <w:ind w:left="259"/>
+      </w:pPr>
+      <w:r>
+        <w:rPr>
+          <w:rFonts w:ascii="Courier New" w:hAnsi="Courier New"/>
+          <w:sz w:val="17"/>
+        </w:rPr>
+        <w:t>&lt;input type="text" placeholder="Enter Name"&gt;</w:t>
+      </w:r>
+    </w:p>
+    <w:p>
+      <w:pPr>
+        <w:pStyle w:val="ListBullet"/>
+        <w:spacing w:after="20" w:line="240" w:lineRule="auto"/>
+      </w:pPr>
+      <w:r>
+        <w:t>&lt;label&gt; → labels an input; the for attribute connects it to the input's id.</w:t>
+      </w:r>
+    </w:p>
+    <w:p>
+      <w:pPr>
+        <w:spacing w:after="40" w:line="240" w:lineRule="auto"/>
+        <w:ind w:left="259"/>
+      </w:pPr>
+      <w:r>
+        <w:rPr>
+          <w:rFonts w:ascii="Courier New" w:hAnsi="Courier New"/>
+          <w:sz w:val="17"/>
+        </w:rPr>
+        <w:t>&lt;input type="radio" value="class X" name="class" id="id1"&gt;</w:t>
+      </w:r>
+      <w:r>
+        <w:rPr>
+          <w:rFonts w:ascii="Courier New" w:hAnsi="Courier New"/>
+          <w:sz w:val="17"/>
+        </w:rPr>
+        <w:br/>
+        <w:t>&lt;label for="id1"&gt;&lt;/label&gt;</w:t>
+      </w:r>
+    </w:p>
+    <w:p>
+      <w:pPr>
+        <w:pStyle w:val="ListBullet"/>
+        <w:spacing w:after="20" w:line="240" w:lineRule="auto"/>
+      </w:pPr>
+      <w:r>
+        <w:t>Radio buttons use type="radio".</w:t>
+      </w:r>
+    </w:p>
+    <w:p>
+      <w:pPr>
+        <w:pStyle w:val="ListBullet"/>
+        <w:spacing w:after="20" w:line="240" w:lineRule="auto"/>
+      </w:pPr>
+      <w:r>
+        <w:t>Checkboxes use type="checkbox".</w:t>
+      </w:r>
+    </w:p>
+    <w:p>
+      <w:pPr>
+        <w:pStyle w:val="ListBullet"/>
+        <w:spacing w:after="20" w:line="240" w:lineRule="auto"/>
+      </w:pPr>
+      <w:r>
+        <w:t>value, name and id are shown in the notes as useful input attributes.</w:t>
+      </w:r>
+    </w:p>
+    <w:p>
+      <w:pPr>
+        <w:pStyle w:val="ListBullet"/>
+        <w:spacing w:after="20" w:line="240" w:lineRule="auto"/>
+      </w:pPr>
+      <w:r>
+        <w:t>&lt;textarea&gt; → multi-line text input, such as feedback.</w:t>
+      </w:r>
+    </w:p>
+    <w:p>
+      <w:pPr>
+        <w:spacing w:after="40" w:line="240" w:lineRule="auto"/>
+        <w:ind w:left="259"/>
+      </w:pPr>
+      <w:r>
+        <w:rPr>
+          <w:rFonts w:ascii="Courier New" w:hAnsi="Courier New"/>
+          <w:sz w:val="17"/>
+        </w:rPr>
+        <w:t>&lt;textarea name="feedback" id="feedback" placeholder="Please add Feedback"&gt;&lt;/textarea&gt;</w:t>
+      </w:r>
+    </w:p>
+    <w:p>
+      <w:pPr>
+        <w:pStyle w:val="ListBullet"/>
+        <w:spacing w:after="20" w:line="240" w:lineRule="auto"/>
+      </w:pPr>
+      <w:r>
+        <w:t>&lt;select&gt; → dropdown/select control.</w:t>
+      </w:r>
+    </w:p>
+    <w:p>
+      <w:pPr>
+        <w:pStyle w:val="ListBullet"/>
+        <w:spacing w:after="20" w:line="240" w:lineRule="auto"/>
+      </w:pPr>
+      <w:r>
+        <w:t>&lt;option&gt; → option inside a select control.</w:t>
+      </w:r>
+    </w:p>
+    <w:p>
+      <w:pPr>
+        <w:spacing w:after="40" w:line="240" w:lineRule="auto"/>
+        <w:ind w:left="259"/>
+      </w:pPr>
+      <w:r>
+        <w:rPr>
+          <w:rFonts w:ascii="Courier New" w:hAnsi="Courier New"/>
+          <w:sz w:val="17"/>
+        </w:rPr>
         <w:lastRenderedPageBreak/>
-        <w:t>10. Forms</w:t>
+        <w:t>&lt;select name="city" id="city"&gt;</w:t>
+      </w:r>
+      <w:r>
+        <w:rPr>
+          <w:rFonts w:ascii="Courier New" w:hAnsi="Courier New"/>
+          <w:sz w:val="17"/>
+        </w:rPr>
+        <w:br/>
+        <w:t xml:space="preserve">  &lt;option value="Delhi"&gt;Delhi&lt;/option&gt;</w:t>
+      </w:r>
+      <w:r>
+        <w:rPr>
+          <w:rFonts w:ascii="Courier New" w:hAnsi="Courier New"/>
+          <w:sz w:val="17"/>
+        </w:rPr>
+        <w:br/>
+        <w:t xml:space="preserve">  &lt;option value="Mumbai"&gt;Mumbai&lt;/option&gt;</w:t>
+      </w:r>
+      <w:r>
+        <w:rPr>
+          <w:rFonts w:ascii="Courier New" w:hAnsi="Courier New"/>
+          <w:sz w:val="17"/>
+        </w:rPr>
+        <w:br/>
+        <w:t>&lt;/select&gt;</w:t>
+      </w:r>
+    </w:p>
+    <w:p>
+      <w:pPr>
+        <w:pStyle w:val="Heading1"/>
+        <w:spacing w:line="240" w:lineRule="auto"/>
+      </w:pPr>
+      <w:r>
+        <w:t>11. iframe &amp; video</w:t>
       </w:r>
     </w:p>
     <w:p>
       <w:pPr>
         <w:pStyle w:val="ListBullet"/>
-        <w:spacing w:after="20"/>
-      </w:pPr>
-      <w:r>
-        <w:t>Forms collect data from users, e.g. sign-up, login, help requests, and contact forms.</w:t>
+        <w:spacing w:after="20" w:line="240" w:lineRule="auto"/>
+      </w:pPr>
+      <w:r>
+        <w:t>&lt;iframe&gt; → embeds a website/page inside another website.</w:t>
+      </w:r>
+    </w:p>
+    <w:p>
+      <w:pPr>
+        <w:spacing w:after="40" w:line="240" w:lineRule="auto"/>
+        <w:ind w:left="259"/>
+      </w:pPr>
+      <w:r>
+        <w:rPr>
+          <w:rFonts w:ascii="Courier New" w:hAnsi="Courier New"/>
+          <w:sz w:val="17"/>
+        </w:rPr>
+        <w:t>&lt;iframe src="link"&gt;</w:t>
       </w:r>
     </w:p>
     <w:p>
       <w:pPr>
         <w:pStyle w:val="ListBullet"/>
-        <w:spacing w:after="20"/>
-      </w:pPr>
-      <w:r>
-        <w:t>&lt;form&gt; → form container.</w:t>
+        <w:spacing w:after="20" w:line="240" w:lineRule="auto"/>
+      </w:pPr>
+      <w:r>
+        <w:t>&lt;video&gt; → adds video content.</w:t>
+      </w:r>
+    </w:p>
+    <w:p>
+      <w:pPr>
+        <w:spacing w:after="40" w:line="240" w:lineRule="auto"/>
+        <w:ind w:left="259"/>
+      </w:pPr>
+      <w:r>
+        <w:rPr>
+          <w:rFonts w:ascii="Courier New" w:hAnsi="Courier New"/>
+          <w:sz w:val="17"/>
+        </w:rPr>
+        <w:t>&lt;video src="myVid.mp4"&gt;My Video&lt;/video&gt;</w:t>
       </w:r>
     </w:p>
     <w:p>
       <w:pPr>
         <w:pStyle w:val="ListBullet"/>
-        <w:spacing w:after="20"/>
-      </w:pPr>
-      <w:r>
-        <w:t>action="..." → defines what action should be performed when the form is submitted.</w:t>
-      </w:r>
-    </w:p>
-    <w:p>
-      <w:pPr>
-        <w:spacing w:after="40"/>
+        <w:spacing w:after="20" w:line="240" w:lineRule="auto"/>
+      </w:pPr>
+      <w:r>
+        <w:t>Video attributes in the notes: controls, height, width, loop, autoplay.</w:t>
+      </w:r>
+    </w:p>
+    <w:p>
+      <w:pPr>
+        <w:pStyle w:val="Heading1"/>
+        <w:spacing w:line="240" w:lineRule="auto"/>
+      </w:pPr>
+      <w:r>
+        <w:t>12. Class &amp; ID</w:t>
+      </w:r>
+    </w:p>
+    <w:p>
+      <w:pPr>
+        <w:spacing w:after="40" w:line="240" w:lineRule="auto"/>
         <w:ind w:left="259"/>
       </w:pPr>
       <w:r>
@@ -902,457 +1124,221 @@
           <w:rFonts w:ascii="Courier New" w:hAnsi="Courier New"/>
           <w:sz w:val="17"/>
         </w:rPr>
-        <w:t>&lt;form action="/action.php"&gt;</w:t>
+        <w:t>&lt;div id="id1" class="group1"&gt;&lt;/div&gt;</w:t>
       </w:r>
     </w:p>
     <w:p>
       <w:pPr>
         <w:pStyle w:val="ListBullet"/>
-        <w:spacing w:after="20"/>
-      </w:pPr>
-      <w:r>
-        <w:t>&lt;input&gt; → accepts user input.</w:t>
-      </w:r>
-    </w:p>
-    <w:p>
-      <w:pPr>
-        <w:spacing w:after="40"/>
-        <w:ind w:left="259"/>
-      </w:pPr>
-      <w:r>
-        <w:rPr>
-          <w:rFonts w:ascii="Courier New" w:hAnsi="Courier New"/>
-          <w:sz w:val="17"/>
-        </w:rPr>
-        <w:t>&lt;input type="text" placeholder="Enter Name"&gt;</w:t>
+        <w:spacing w:after="20" w:line="240" w:lineRule="auto"/>
+      </w:pPr>
+      <w:r>
+        <w:t>id identifies an element.</w:t>
       </w:r>
     </w:p>
     <w:p>
       <w:pPr>
         <w:pStyle w:val="ListBullet"/>
-        <w:spacing w:after="20"/>
-      </w:pPr>
-      <w:r>
-        <w:t>&lt;label&gt; → labels an input; the for attribute connects it to the input's id.</w:t>
-      </w:r>
-    </w:p>
-    <w:p>
-      <w:pPr>
-        <w:spacing w:after="40"/>
-        <w:ind w:left="259"/>
-      </w:pPr>
-      <w:r>
-        <w:rPr>
-          <w:rFonts w:ascii="Courier New" w:hAnsi="Courier New"/>
-          <w:sz w:val="17"/>
-        </w:rPr>
-        <w:t>&lt;input type="radio" value="class X" name="class" id="id1"&gt;</w:t>
-      </w:r>
-      <w:r>
-        <w:rPr>
-          <w:rFonts w:ascii="Courier New" w:hAnsi="Courier New"/>
-          <w:sz w:val="17"/>
-        </w:rPr>
-        <w:br/>
-        <w:t>&lt;label for="id1"&gt;&lt;/label&gt;</w:t>
+        <w:spacing w:after="20" w:line="240" w:lineRule="auto"/>
+      </w:pPr>
+      <w:r>
+        <w:t>class groups elements under a common class name.</w:t>
       </w:r>
     </w:p>
     <w:p>
       <w:pPr>
         <w:pStyle w:val="ListBullet"/>
-        <w:spacing w:after="20"/>
-      </w:pPr>
-      <w:r>
-        <w:t>Radio buttons use type="radio".</w:t>
+        <w:spacing w:after="20" w:line="240" w:lineRule="auto"/>
+      </w:pPr>
+      <w:r>
+        <w:t>Remember the syntax: id="..." and class="..." are attributes on the element.</w:t>
+      </w:r>
+    </w:p>
+    <w:p>
+      <w:pPr>
+        <w:pStyle w:val="Heading1"/>
+        <w:spacing w:line="240" w:lineRule="auto"/>
+      </w:pPr>
+      <w:r>
+        <w:t>13. Rapid-Fire Interview Questions</w:t>
       </w:r>
     </w:p>
     <w:p>
       <w:pPr>
         <w:pStyle w:val="ListBullet"/>
-        <w:spacing w:after="20"/>
-      </w:pPr>
-      <w:r>
-        <w:t>Checkboxes use type="checkbox".</w:t>
+        <w:spacing w:after="20" w:line="240" w:lineRule="auto"/>
+      </w:pPr>
+      <w:r>
+        <w:t>Q: What is HTML? A: HyperText Markup Language used to structure web pages and their content.</w:t>
       </w:r>
     </w:p>
     <w:p>
       <w:pPr>
         <w:pStyle w:val="ListBullet"/>
-        <w:spacing w:after="20"/>
-      </w:pPr>
-      <w:r>
-        <w:t>value, name and id are shown in the notes as useful input attributes.</w:t>
+        <w:spacing w:after="20" w:line="240" w:lineRule="auto"/>
+      </w:pPr>
+      <w:r>
+        <w:t>Q: What does &lt;!DOCTYPE html&gt; do? A: It tells the browser the document uses HTML5.</w:t>
       </w:r>
     </w:p>
     <w:p>
       <w:pPr>
         <w:pStyle w:val="ListBullet"/>
-        <w:spacing w:after="20"/>
-      </w:pPr>
-      <w:r>
-        <w:t>&lt;textarea&gt; → multi-line text input, such as feedback.</w:t>
-      </w:r>
-    </w:p>
-    <w:p>
-      <w:pPr>
-        <w:spacing w:after="40"/>
-        <w:ind w:left="259"/>
-      </w:pPr>
-      <w:r>
-        <w:rPr>
-          <w:rFonts w:ascii="Courier New" w:hAnsi="Courier New"/>
-          <w:sz w:val="17"/>
-        </w:rPr>
-        <w:t>&lt;textarea name="feedback" id="feedback" placeholder="Please add Feedback"&gt;&lt;/textarea&gt;</w:t>
+        <w:spacing w:after="20" w:line="240" w:lineRule="auto"/>
+      </w:pPr>
+      <w:r>
+        <w:t>Q: What is an HTML tag? A: A container for content or other HTML tags.</w:t>
       </w:r>
     </w:p>
     <w:p>
       <w:pPr>
         <w:pStyle w:val="ListBullet"/>
-        <w:spacing w:after="20"/>
-      </w:pPr>
-      <w:r>
-        <w:t>&lt;select&gt; → dropdown/select control.</w:t>
+        <w:spacing w:after="20" w:line="240" w:lineRule="auto"/>
+      </w:pPr>
+      <w:r>
+        <w:t>Q: Is HTML case-sensitive? A: No.</w:t>
       </w:r>
     </w:p>
     <w:p>
       <w:pPr>
         <w:pStyle w:val="ListBullet"/>
-        <w:spacing w:after="20"/>
-      </w:pPr>
-      <w:r>
-        <w:t>&lt;option&gt; → option inside a select control.</w:t>
-      </w:r>
-    </w:p>
-    <w:p>
-      <w:pPr>
-        <w:spacing w:after="40"/>
-        <w:ind w:left="259"/>
-      </w:pPr>
-      <w:r>
-        <w:rPr>
-          <w:rFonts w:ascii="Courier New" w:hAnsi="Courier New"/>
-          <w:sz w:val="17"/>
-        </w:rPr>
-        <w:t>&lt;select name="city" id="city"&gt;</w:t>
-      </w:r>
-      <w:r>
-        <w:rPr>
-          <w:rFonts w:ascii="Courier New" w:hAnsi="Courier New"/>
-          <w:sz w:val="17"/>
-        </w:rPr>
-        <w:br/>
-        <w:t xml:space="preserve">  &lt;option value="Delhi"&gt;Delhi&lt;/option&gt;</w:t>
-      </w:r>
-      <w:r>
-        <w:rPr>
-          <w:rFonts w:ascii="Courier New" w:hAnsi="Courier New"/>
-          <w:sz w:val="17"/>
-        </w:rPr>
-        <w:br/>
-        <w:t xml:space="preserve">  &lt;option value="Mumbai"&gt;Mumbai&lt;/option&gt;</w:t>
-      </w:r>
-      <w:r>
-        <w:rPr>
-          <w:rFonts w:ascii="Courier New" w:hAnsi="Courier New"/>
-          <w:sz w:val="17"/>
-        </w:rPr>
-        <w:br/>
-        <w:t>&lt;/select&gt;</w:t>
+        <w:spacing w:after="20" w:line="240" w:lineRule="auto"/>
+      </w:pPr>
+      <w:r>
+        <w:t>Q: What is index.html? A: The default name for a website's homepage.</w:t>
+      </w:r>
+    </w:p>
+    <w:p>
+      <w:pPr>
+        <w:pStyle w:val="ListBullet"/>
+        <w:spacing w:after="20" w:line="240" w:lineRule="auto"/>
+      </w:pPr>
+      <w:r>
+        <w:t>Q: Difference between &lt;head&gt; and &lt;body&gt;? A: &lt;head&gt; contains metadata; &lt;body&gt; contains content rendered by the browser.</w:t>
+      </w:r>
+    </w:p>
+    <w:p>
+      <w:pPr>
+        <w:pStyle w:val="ListBullet"/>
+        <w:spacing w:after="20" w:line="240" w:lineRule="auto"/>
+      </w:pPr>
+      <w:r>
+        <w:t>Q: What is an attribute? A: Extra information added to an HTML tag.</w:t>
+      </w:r>
+    </w:p>
+    <w:p>
+      <w:pPr>
+        <w:pStyle w:val="ListBullet"/>
+        <w:spacing w:after="20" w:line="240" w:lineRule="auto"/>
+      </w:pPr>
+      <w:r>
+        <w:t>Q: Difference between &lt;div&gt; and &lt;span&gt;? A: div is a block element; span is an inline element.</w:t>
+      </w:r>
+    </w:p>
+    <w:p>
+      <w:pPr>
+        <w:pStyle w:val="ListBullet"/>
+        <w:spacing w:after="20" w:line="240" w:lineRule="auto"/>
+      </w:pPr>
+      <w:r>
+        <w:t>Q: What is &lt;a&gt; used for? A: Creating links.</w:t>
+      </w:r>
+    </w:p>
+    <w:p>
+      <w:pPr>
+        <w:pStyle w:val="ListBullet"/>
+        <w:spacing w:after="20" w:line="240" w:lineRule="auto"/>
+      </w:pPr>
+      <w:r>
+        <w:t>Q: What is &lt;img&gt; used for? A: Adding images.</w:t>
+      </w:r>
+    </w:p>
+    <w:p>
+      <w:pPr>
+        <w:pStyle w:val="ListBullet"/>
+        <w:spacing w:after="20" w:line="240" w:lineRule="auto"/>
+      </w:pPr>
+      <w:r>
+        <w:t>Q: What is &lt;br&gt;? A: A line break.</w:t>
+      </w:r>
+    </w:p>
+    <w:p>
+      <w:pPr>
+        <w:pStyle w:val="ListBullet"/>
+        <w:spacing w:after="20" w:line="240" w:lineRule="auto"/>
+      </w:pPr>
+      <w:r>
+        <w:t>Q: What is &lt;hr&gt;? A: A horizontal ruler/separator.</w:t>
+      </w:r>
+    </w:p>
+    <w:p>
+      <w:pPr>
+        <w:pStyle w:val="ListBullet"/>
+        <w:spacing w:after="20" w:line="240" w:lineRule="auto"/>
+      </w:pPr>
+      <w:r>
+        <w:t>Q: What are semantic layout tags? A: Tags such as header, main, footer, section, article and aside used for page layout.</w:t>
+      </w:r>
+    </w:p>
+    <w:p>
+      <w:pPr>
+        <w:pStyle w:val="ListBullet"/>
+        <w:spacing w:after="20" w:line="240" w:lineRule="auto"/>
+      </w:pPr>
+      <w:r>
+        <w:t>Q: What is colspan? A: It makes a cell span multiple columns.</w:t>
+      </w:r>
+    </w:p>
+    <w:p>
+      <w:pPr>
+        <w:pStyle w:val="ListBullet"/>
+        <w:spacing w:after="20" w:line="240" w:lineRule="auto"/>
+      </w:pPr>
+      <w:r>
+        <w:t>Q: What is a form used for? A: Collecting data from users.</w:t>
+      </w:r>
+    </w:p>
+    <w:p>
+      <w:pPr>
+        <w:pStyle w:val="ListBullet"/>
+        <w:spacing w:after="20" w:line="240" w:lineRule="auto"/>
+      </w:pPr>
+      <w:r>
+        <w:lastRenderedPageBreak/>
+        <w:t>Q: What does form action do? A: Defines what action is performed when the form is submitted.</w:t>
+      </w:r>
+    </w:p>
+    <w:p>
+      <w:pPr>
+        <w:pStyle w:val="ListBullet"/>
+        <w:spacing w:after="20" w:line="240" w:lineRule="auto"/>
+      </w:pPr>
+      <w:r>
+        <w:t>Q: What is an iframe? A: It embeds a website/page inside another website.</w:t>
+      </w:r>
+    </w:p>
+    <w:p>
+      <w:pPr>
+        <w:pStyle w:val="ListBullet"/>
+        <w:spacing w:after="20" w:line="240" w:lineRule="auto"/>
+      </w:pPr>
+      <w:r>
+        <w:t>Q: What is &lt;textarea&gt;? A: A multi-line text input.</w:t>
+      </w:r>
+    </w:p>
+    <w:p>
+      <w:pPr>
+        <w:pStyle w:val="ListBullet"/>
+        <w:spacing w:after="20" w:line="240" w:lineRule="auto"/>
+      </w:pPr>
+      <w:r>
+        <w:t>Q: What is the difference between id and class? A: id identifies an element; class groups elements.</w:t>
       </w:r>
     </w:p>
     <w:p>
       <w:pPr>
         <w:pStyle w:val="Heading1"/>
-      </w:pPr>
-      <w:r>
-        <w:t>11. iframe &amp; video</w:t>
-      </w:r>
-    </w:p>
-    <w:p>
-      <w:pPr>
-        <w:pStyle w:val="ListBullet"/>
-        <w:spacing w:after="20"/>
-      </w:pPr>
-      <w:r>
-        <w:t>&lt;iframe&gt; → embeds a website/page inside another website.</w:t>
-      </w:r>
-    </w:p>
-    <w:p>
-      <w:pPr>
-        <w:spacing w:after="40"/>
-        <w:ind w:left="259"/>
-      </w:pPr>
-      <w:r>
-        <w:rPr>
-          <w:rFonts w:ascii="Courier New" w:hAnsi="Courier New"/>
-          <w:sz w:val="17"/>
-        </w:rPr>
-        <w:t>&lt;iframe src="link"&gt;</w:t>
-      </w:r>
-    </w:p>
-    <w:p>
-      <w:pPr>
-        <w:pStyle w:val="ListBullet"/>
-        <w:spacing w:after="20"/>
-      </w:pPr>
-      <w:r>
-        <w:t>&lt;video&gt; → adds video content.</w:t>
-      </w:r>
-    </w:p>
-    <w:p>
-      <w:pPr>
-        <w:spacing w:after="40"/>
-        <w:ind w:left="259"/>
-      </w:pPr>
-      <w:r>
-        <w:rPr>
-          <w:rFonts w:ascii="Courier New" w:hAnsi="Courier New"/>
-          <w:sz w:val="17"/>
-        </w:rPr>
-        <w:t>&lt;video src="myVid.mp4"&gt;My Video&lt;/video&gt;</w:t>
-      </w:r>
-    </w:p>
-    <w:p>
-      <w:pPr>
-        <w:pStyle w:val="ListBullet"/>
-        <w:spacing w:after="20"/>
-      </w:pPr>
-      <w:r>
-        <w:t>Video attributes in the notes: controls, height, width, loop, autoplay.</w:t>
-      </w:r>
-    </w:p>
-    <w:p>
-      <w:pPr>
-        <w:pStyle w:val="Heading1"/>
-      </w:pPr>
-      <w:r>
-        <w:t>12. Class &amp; ID</w:t>
-      </w:r>
-    </w:p>
-    <w:p>
-      <w:pPr>
-        <w:spacing w:after="40"/>
-        <w:ind w:left="259"/>
-      </w:pPr>
-      <w:r>
-        <w:rPr>
-          <w:rFonts w:ascii="Courier New" w:hAnsi="Courier New"/>
-          <w:sz w:val="17"/>
-        </w:rPr>
-        <w:t>&lt;div id="id1" class="group1"&gt;&lt;/div&gt;</w:t>
-      </w:r>
-    </w:p>
-    <w:p>
-      <w:pPr>
-        <w:pStyle w:val="ListBullet"/>
-        <w:spacing w:after="20"/>
-      </w:pPr>
-      <w:r>
-        <w:t>id identifies an element.</w:t>
-      </w:r>
-    </w:p>
-    <w:p>
-      <w:pPr>
-        <w:pStyle w:val="ListBullet"/>
-        <w:spacing w:after="20"/>
-      </w:pPr>
-      <w:r>
-        <w:t>class groups elements under a common class name.</w:t>
-      </w:r>
-    </w:p>
-    <w:p>
-      <w:pPr>
-        <w:pStyle w:val="ListBullet"/>
-        <w:spacing w:after="20"/>
-      </w:pPr>
-      <w:r>
-        <w:t>Remember the syntax: id="..." and class="..." are attributes on the element.</w:t>
-      </w:r>
-    </w:p>
-    <w:p>
-      <w:pPr>
-        <w:pStyle w:val="Heading1"/>
-      </w:pPr>
-      <w:r>
-        <w:t>13. Rapid-Fire Interview Questions</w:t>
-      </w:r>
-    </w:p>
-    <w:p>
-      <w:pPr>
-        <w:pStyle w:val="ListBullet"/>
-        <w:spacing w:after="20"/>
-      </w:pPr>
-      <w:r>
-        <w:t>Q: What is HTML? A: HyperText Markup Language used to structure web pages and their content.</w:t>
-      </w:r>
-    </w:p>
-    <w:p>
-      <w:pPr>
-        <w:pStyle w:val="ListBullet"/>
-        <w:spacing w:after="20"/>
-      </w:pPr>
-      <w:r>
-        <w:t>Q: What does &lt;!DOCTYPE html&gt; do? A: It tells the browser the document uses HTML5.</w:t>
-      </w:r>
-    </w:p>
-    <w:p>
-      <w:pPr>
-        <w:pStyle w:val="ListBullet"/>
-        <w:spacing w:after="20"/>
-      </w:pPr>
-      <w:r>
-        <w:t>Q: What is an HTML tag? A: A container for content or other HTML tags.</w:t>
-      </w:r>
-    </w:p>
-    <w:p>
-      <w:pPr>
-        <w:pStyle w:val="ListBullet"/>
-        <w:spacing w:after="20"/>
-      </w:pPr>
-      <w:r>
-        <w:t>Q: Is HTML case-sensitive? A: No.</w:t>
-      </w:r>
-    </w:p>
-    <w:p>
-      <w:pPr>
-        <w:pStyle w:val="ListBullet"/>
-        <w:spacing w:after="20"/>
-      </w:pPr>
-      <w:r>
-        <w:t>Q: What is index.html? A: The default name for a website's homepage.</w:t>
-      </w:r>
-    </w:p>
-    <w:p>
-      <w:pPr>
-        <w:pStyle w:val="ListBullet"/>
-        <w:spacing w:after="20"/>
-      </w:pPr>
-      <w:r>
-        <w:t>Q: Difference between &lt;head&gt; and &lt;body&gt;? A: &lt;head&gt; contains metadata; &lt;body&gt; contains content rendered by the browser.</w:t>
-      </w:r>
-    </w:p>
-    <w:p>
-      <w:pPr>
-        <w:pStyle w:val="ListBullet"/>
-        <w:spacing w:after="20"/>
-      </w:pPr>
-      <w:r>
-        <w:t>Q: What is an attribute? A: Extra information added to an HTML tag.</w:t>
-      </w:r>
-    </w:p>
-    <w:p>
-      <w:pPr>
-        <w:pStyle w:val="ListBullet"/>
-        <w:spacing w:after="20"/>
-      </w:pPr>
-      <w:r>
-        <w:t>Q: Difference between &lt;div&gt; and &lt;span&gt;? A: div is a block element; span is an inline element.</w:t>
-      </w:r>
-    </w:p>
-    <w:p>
-      <w:pPr>
-        <w:pStyle w:val="ListBullet"/>
-        <w:spacing w:after="20"/>
-      </w:pPr>
-      <w:r>
-        <w:t>Q: What is &lt;a&gt; used for? A: Creating links.</w:t>
-      </w:r>
-    </w:p>
-    <w:p>
-      <w:pPr>
-        <w:pStyle w:val="ListBullet"/>
-        <w:spacing w:after="20"/>
-      </w:pPr>
-      <w:r>
-        <w:t>Q: What is &lt;img&gt; used for? A: Adding images.</w:t>
-      </w:r>
-    </w:p>
-    <w:p>
-      <w:pPr>
-        <w:pStyle w:val="ListBullet"/>
-        <w:spacing w:after="20"/>
-      </w:pPr>
-      <w:r>
-        <w:t>Q: What is &lt;br&gt;? A: A line break.</w:t>
-      </w:r>
-    </w:p>
-    <w:p>
-      <w:pPr>
-        <w:pStyle w:val="ListBullet"/>
-        <w:spacing w:after="20"/>
-      </w:pPr>
-      <w:r>
-        <w:t>Q: What is &lt;hr&gt;? A: A horizontal ruler/separator.</w:t>
-      </w:r>
-    </w:p>
-    <w:p>
-      <w:pPr>
-        <w:pStyle w:val="ListBullet"/>
-        <w:spacing w:after="20"/>
-      </w:pPr>
-      <w:r>
-        <w:lastRenderedPageBreak/>
-        <w:t>Q: What are semantic layout tags? A: Tags such as header, main, footer, section, article and aside used for page layout.</w:t>
-      </w:r>
-    </w:p>
-    <w:p>
-      <w:pPr>
-        <w:pStyle w:val="ListBullet"/>
-        <w:spacing w:after="20"/>
-      </w:pPr>
-      <w:r>
-        <w:t>Q: What is colspan? A: It makes a cell span multiple columns.</w:t>
-      </w:r>
-    </w:p>
-    <w:p>
-      <w:pPr>
-        <w:pStyle w:val="ListBullet"/>
-        <w:spacing w:after="20"/>
-      </w:pPr>
-      <w:r>
-        <w:t>Q: What is a form used for? A: Collecting data from users.</w:t>
-      </w:r>
-    </w:p>
-    <w:p>
-      <w:pPr>
-        <w:pStyle w:val="ListBullet"/>
-        <w:spacing w:after="20"/>
-      </w:pPr>
-      <w:r>
-        <w:t>Q: What does form action do? A: Defines what action is performed when the form is submitted.</w:t>
-      </w:r>
-    </w:p>
-    <w:p>
-      <w:pPr>
-        <w:pStyle w:val="ListBullet"/>
-        <w:spacing w:after="20"/>
-      </w:pPr>
-      <w:r>
-        <w:t>Q: What is an iframe? A: It embeds a website/page inside another website.</w:t>
-      </w:r>
-    </w:p>
-    <w:p>
-      <w:pPr>
-        <w:pStyle w:val="ListBullet"/>
-        <w:spacing w:after="20"/>
-      </w:pPr>
-      <w:r>
-        <w:t>Q: What is &lt;textarea&gt;? A: A multi-line text input.</w:t>
-      </w:r>
-    </w:p>
-    <w:p>
-      <w:pPr>
-        <w:pStyle w:val="ListBullet"/>
-        <w:spacing w:after="20"/>
-      </w:pPr>
-      <w:r>
-        <w:t>Q: What is the difference between id and class? A: id identifies an element; class groups elements.</w:t>
-      </w:r>
-    </w:p>
-    <w:p>
-      <w:pPr>
-        <w:pStyle w:val="Heading1"/>
+        <w:spacing w:line="240" w:lineRule="auto"/>
       </w:pPr>
       <w:r>
         <w:t>14. One-Minute Tag Cheat Sheet</w:t>
@@ -1365,8 +1351,8 @@
         <w:tblLook w:val="04A0" w:firstRow="1" w:lastRow="0" w:firstColumn="1" w:lastColumn="0" w:noHBand="0" w:noVBand="1"/>
       </w:tblPr>
       <w:tblGrid>
-        <w:gridCol w:w="5184"/>
-        <w:gridCol w:w="5184"/>
+        <w:gridCol w:w="3295"/>
+        <w:gridCol w:w="3257"/>
       </w:tblGrid>
       <w:tr>
         <w:tc>
@@ -2054,15 +2040,17 @@
     <w:p>
       <w:pPr>
         <w:pStyle w:val="Heading1"/>
-      </w:pPr>
-      <w:r>
+        <w:spacing w:line="240" w:lineRule="auto"/>
+      </w:pPr>
+      <w:r>
+        <w:lastRenderedPageBreak/>
         <w:t>15. Final Revision Strategy</w:t>
       </w:r>
     </w:p>
     <w:p>
       <w:pPr>
         <w:pStyle w:val="ListBullet"/>
-        <w:spacing w:after="20"/>
+        <w:spacing w:after="20" w:line="240" w:lineRule="auto"/>
       </w:pPr>
       <w:r>
         <w:t>First memorize the purpose of the major tags: structure, text, links, images, layout, lists, tables, forms, media.</w:t>
@@ -2071,7 +2059,7 @@
     <w:p>
       <w:pPr>
         <w:pStyle w:val="ListBullet"/>
-        <w:spacing w:after="20"/>
+        <w:spacing w:after="20" w:line="240" w:lineRule="auto"/>
       </w:pPr>
       <w:r>
         <w:t>Then revise the rapid-fire questions aloud.</w:t>
@@ -2080,19 +2068,23 @@
     <w:p>
       <w:pPr>
         <w:pStyle w:val="ListBullet"/>
-        <w:spacing w:after="20"/>
+        <w:spacing w:after="20" w:line="240" w:lineRule="auto"/>
       </w:pPr>
       <w:r>
         <w:t>Finally, practice writing the basic HTML document, a table, and a form from memory.</w:t>
       </w:r>
     </w:p>
     <w:p>
+      <w:pPr>
+        <w:spacing w:line="240" w:lineRule="auto"/>
+      </w:pPr>
       <w:r>
         <w:br w:type="page"/>
       </w:r>
     </w:p>
     <w:p>
       <w:pPr>
+        <w:spacing w:line="240" w:lineRule="auto"/>
         <w:jc w:val="center"/>
       </w:pPr>
       <w:r>
@@ -2107,6 +2099,7 @@
     <w:p>
       <w:pPr>
         <w:pStyle w:val="Heading1"/>
+        <w:spacing w:line="240" w:lineRule="auto"/>
       </w:pPr>
       <w:r>
         <w:t>1. Complete HTML Page — Must Remember</w:t>
@@ -2114,7 +2107,7 @@
     </w:p>
     <w:p>
       <w:pPr>
-        <w:spacing w:after="60"/>
+        <w:spacing w:after="60" w:line="240" w:lineRule="auto"/>
       </w:pPr>
       <w:r>
         <w:t>If the interviewer asks you to write a basic HTML page, start with this:</w:t>
@@ -2122,7 +2115,7 @@
     </w:p>
     <w:p>
       <w:pPr>
-        <w:spacing w:after="80"/>
+        <w:spacing w:after="80" w:line="240" w:lineRule="auto"/>
         <w:ind w:left="288"/>
       </w:pPr>
       <w:r>
@@ -2208,6 +2201,7 @@
     <w:p>
       <w:pPr>
         <w:pStyle w:val="Heading1"/>
+        <w:spacing w:line="240" w:lineRule="auto"/>
       </w:pPr>
       <w:r>
         <w:t>2. Headings + Paragraph</w:t>
@@ -2215,7 +2209,7 @@
     </w:p>
     <w:p>
       <w:pPr>
-        <w:spacing w:after="80"/>
+        <w:spacing w:after="80" w:line="240" w:lineRule="auto"/>
         <w:ind w:left="288"/>
       </w:pPr>
       <w:r>
@@ -2244,7 +2238,7 @@
     </w:p>
     <w:p>
       <w:pPr>
-        <w:spacing w:after="60"/>
+        <w:spacing w:after="60" w:line="240" w:lineRule="auto"/>
       </w:pPr>
       <w:r>
         <w:t>Memory: h1 → biggest/most important heading; h6 → least important.</w:t>
@@ -2253,6 +2247,7 @@
     <w:p>
       <w:pPr>
         <w:pStyle w:val="Heading1"/>
+        <w:spacing w:line="240" w:lineRule="auto"/>
       </w:pPr>
       <w:r>
         <w:t>3. Link</w:t>
@@ -2260,7 +2255,7 @@
     </w:p>
     <w:p>
       <w:pPr>
-        <w:spacing w:after="80"/>
+        <w:spacing w:after="80" w:line="240" w:lineRule="auto"/>
         <w:ind w:left="288"/>
       </w:pPr>
       <w:r>
@@ -2273,7 +2268,7 @@
     </w:p>
     <w:p>
       <w:pPr>
-        <w:spacing w:after="60"/>
+        <w:spacing w:after="60" w:line="240" w:lineRule="auto"/>
       </w:pPr>
       <w:r>
         <w:t>Memory: a = anchor/link, href = where the link goes.</w:t>
@@ -2282,6 +2277,7 @@
     <w:p>
       <w:pPr>
         <w:pStyle w:val="Heading1"/>
+        <w:spacing w:line="240" w:lineRule="auto"/>
       </w:pPr>
       <w:r>
         <w:t>4. Image</w:t>
@@ -2289,7 +2285,7 @@
     </w:p>
     <w:p>
       <w:pPr>
-        <w:spacing w:after="80"/>
+        <w:spacing w:after="80" w:line="240" w:lineRule="auto"/>
         <w:ind w:left="288"/>
       </w:pPr>
       <w:r>
@@ -2302,7 +2298,7 @@
     </w:p>
     <w:p>
       <w:pPr>
-        <w:spacing w:after="60"/>
+        <w:spacing w:after="60" w:line="240" w:lineRule="auto"/>
       </w:pPr>
       <w:r>
         <w:t>Memory: src = image source; alt = alternate text.</w:t>
@@ -2311,6 +2307,7 @@
     <w:p>
       <w:pPr>
         <w:pStyle w:val="Heading1"/>
+        <w:spacing w:line="240" w:lineRule="auto"/>
       </w:pPr>
       <w:r>
         <w:t>5. Line Break + Horizontal Line</w:t>
@@ -2318,7 +2315,7 @@
     </w:p>
     <w:p>
       <w:pPr>
-        <w:spacing w:after="80"/>
+        <w:spacing w:after="80" w:line="240" w:lineRule="auto"/>
         <w:ind w:left="288"/>
       </w:pPr>
       <w:r>
@@ -2354,7 +2351,7 @@
     </w:p>
     <w:p>
       <w:pPr>
-        <w:spacing w:after="60"/>
+        <w:spacing w:after="60" w:line="240" w:lineRule="auto"/>
       </w:pPr>
       <w:r>
         <w:t>Memory: br breaks the line; hr separates content.</w:t>
@@ -2363,14 +2360,16 @@
     <w:p>
       <w:pPr>
         <w:pStyle w:val="Heading1"/>
-      </w:pPr>
-      <w:r>
+        <w:spacing w:line="240" w:lineRule="auto"/>
+      </w:pPr>
+      <w:r>
+        <w:lastRenderedPageBreak/>
         <w:t>6. Text Formatting</w:t>
       </w:r>
     </w:p>
     <w:p>
       <w:pPr>
-        <w:spacing w:after="80"/>
+        <w:spacing w:after="80" w:line="240" w:lineRule="auto"/>
         <w:ind w:left="288"/>
       </w:pPr>
       <w:r>
@@ -2416,6 +2415,7 @@
     <w:p>
       <w:pPr>
         <w:pStyle w:val="Heading1"/>
+        <w:spacing w:line="240" w:lineRule="auto"/>
       </w:pPr>
       <w:r>
         <w:t>7. Semantic Page Layout</w:t>
@@ -2423,7 +2423,7 @@
     </w:p>
     <w:p>
       <w:pPr>
-        <w:spacing w:after="80"/>
+        <w:spacing w:after="80" w:line="240" w:lineRule="auto"/>
         <w:ind w:left="288"/>
       </w:pPr>
       <w:r>
@@ -2461,171 +2461,342 @@
           <w:rFonts w:ascii="Courier New" w:hAnsi="Courier New"/>
           <w:sz w:val="17"/>
         </w:rPr>
+        <w:br/>
+        <w:t>&lt;main&gt;</w:t>
+      </w:r>
+      <w:r>
+        <w:rPr>
+          <w:rFonts w:ascii="Courier New" w:hAnsi="Courier New"/>
+          <w:sz w:val="17"/>
+        </w:rPr>
+        <w:br/>
+        <w:t xml:space="preserve">  &lt;section&gt;</w:t>
+      </w:r>
+      <w:r>
+        <w:rPr>
+          <w:rFonts w:ascii="Courier New" w:hAnsi="Courier New"/>
+          <w:sz w:val="17"/>
+        </w:rPr>
+        <w:br/>
+        <w:t xml:space="preserve">    &lt;h2&gt;About&lt;/h2&gt;</w:t>
+      </w:r>
+      <w:r>
+        <w:rPr>
+          <w:rFonts w:ascii="Courier New" w:hAnsi="Courier New"/>
+          <w:sz w:val="17"/>
+        </w:rPr>
+        <w:br/>
+        <w:t xml:space="preserve">    &lt;p&gt;About my website...&lt;/p&gt;</w:t>
+      </w:r>
+      <w:r>
+        <w:rPr>
+          <w:rFonts w:ascii="Courier New" w:hAnsi="Courier New"/>
+          <w:sz w:val="17"/>
+        </w:rPr>
+        <w:br/>
+        <w:t xml:space="preserve">  &lt;/section&gt;</w:t>
+      </w:r>
+      <w:r>
+        <w:rPr>
+          <w:rFonts w:ascii="Courier New" w:hAnsi="Courier New"/>
+          <w:sz w:val="17"/>
+        </w:rPr>
+        <w:br/>
+      </w:r>
+      <w:r>
+        <w:rPr>
+          <w:rFonts w:ascii="Courier New" w:hAnsi="Courier New"/>
+          <w:sz w:val="17"/>
+        </w:rPr>
+        <w:br/>
+        <w:t xml:space="preserve">  &lt;article&gt;</w:t>
+      </w:r>
+      <w:r>
+        <w:rPr>
+          <w:rFonts w:ascii="Courier New" w:hAnsi="Courier New"/>
+          <w:sz w:val="17"/>
+        </w:rPr>
+        <w:br/>
+        <w:t xml:space="preserve">    &lt;h2&gt;Article&lt;/h2&gt;</w:t>
+      </w:r>
+      <w:r>
+        <w:rPr>
+          <w:rFonts w:ascii="Courier New" w:hAnsi="Courier New"/>
+          <w:sz w:val="17"/>
+        </w:rPr>
+        <w:br/>
+        <w:t xml:space="preserve">    &lt;p&gt;Article content...&lt;/p&gt;</w:t>
+      </w:r>
+      <w:r>
+        <w:rPr>
+          <w:rFonts w:ascii="Courier New" w:hAnsi="Courier New"/>
+          <w:sz w:val="17"/>
+        </w:rPr>
+        <w:br/>
+        <w:t xml:space="preserve">  &lt;/article&gt;</w:t>
+      </w:r>
+      <w:r>
+        <w:rPr>
+          <w:rFonts w:ascii="Courier New" w:hAnsi="Courier New"/>
+          <w:sz w:val="17"/>
+        </w:rPr>
+        <w:br/>
+      </w:r>
+      <w:r>
+        <w:rPr>
+          <w:rFonts w:ascii="Courier New" w:hAnsi="Courier New"/>
+          <w:sz w:val="17"/>
+        </w:rPr>
+        <w:br/>
+        <w:t xml:space="preserve">  &lt;aside&gt;</w:t>
+      </w:r>
+      <w:r>
+        <w:rPr>
+          <w:rFonts w:ascii="Courier New" w:hAnsi="Courier New"/>
+          <w:sz w:val="17"/>
+        </w:rPr>
+        <w:br/>
+        <w:t xml:space="preserve">    Advertisement</w:t>
+      </w:r>
+      <w:r>
+        <w:rPr>
+          <w:rFonts w:ascii="Courier New" w:hAnsi="Courier New"/>
+          <w:sz w:val="17"/>
+        </w:rPr>
+        <w:br/>
+        <w:t xml:space="preserve">  &lt;/aside&gt;</w:t>
+      </w:r>
+      <w:r>
+        <w:rPr>
+          <w:rFonts w:ascii="Courier New" w:hAnsi="Courier New"/>
+          <w:sz w:val="17"/>
+        </w:rPr>
+        <w:br/>
+        <w:t>&lt;/main&gt;</w:t>
+      </w:r>
+      <w:r>
+        <w:rPr>
+          <w:rFonts w:ascii="Courier New" w:hAnsi="Courier New"/>
+          <w:sz w:val="17"/>
+        </w:rPr>
+        <w:br/>
+      </w:r>
+      <w:r>
+        <w:rPr>
+          <w:rFonts w:ascii="Courier New" w:hAnsi="Courier New"/>
+          <w:sz w:val="17"/>
+        </w:rPr>
+        <w:br/>
+        <w:t>&lt;footer&gt;</w:t>
+      </w:r>
+      <w:r>
+        <w:rPr>
+          <w:rFonts w:ascii="Courier New" w:hAnsi="Courier New"/>
+          <w:sz w:val="17"/>
+        </w:rPr>
+        <w:br/>
+        <w:t xml:space="preserve">  Copyright 2026</w:t>
+      </w:r>
+      <w:r>
+        <w:rPr>
+          <w:rFonts w:ascii="Courier New" w:hAnsi="Courier New"/>
+          <w:sz w:val="17"/>
+        </w:rPr>
+        <w:br/>
+        <w:t>&lt;/footer&gt;</w:t>
+      </w:r>
+    </w:p>
+    <w:p>
+      <w:pPr>
+        <w:spacing w:after="60" w:line="240" w:lineRule="auto"/>
+      </w:pPr>
+      <w:r>
+        <w:t>Memory: header = top, main = main content, section/article = content areas, aside = side content, footer = bottom.</w:t>
+      </w:r>
+    </w:p>
+    <w:p>
+      <w:pPr>
+        <w:pStyle w:val="Heading1"/>
+        <w:spacing w:line="240" w:lineRule="auto"/>
+      </w:pPr>
+      <w:r>
+        <w:t>8. div vs span — Code to Remember</w:t>
+      </w:r>
+    </w:p>
+    <w:p>
+      <w:pPr>
+        <w:spacing w:after="80" w:line="240" w:lineRule="auto"/>
+        <w:ind w:left="288"/>
+      </w:pPr>
+      <w:r>
+        <w:rPr>
+          <w:rFonts w:ascii="Courier New" w:hAnsi="Courier New"/>
+          <w:sz w:val="17"/>
+        </w:rPr>
+        <w:t>&lt;div&gt;</w:t>
+      </w:r>
+      <w:r>
+        <w:rPr>
+          <w:rFonts w:ascii="Courier New" w:hAnsi="Courier New"/>
+          <w:sz w:val="17"/>
+        </w:rPr>
+        <w:br/>
+        <w:t xml:space="preserve">  &lt;p&gt;This is a block container.&lt;/p&gt;</w:t>
+      </w:r>
+      <w:r>
+        <w:rPr>
+          <w:rFonts w:ascii="Courier New" w:hAnsi="Courier New"/>
+          <w:sz w:val="17"/>
+        </w:rPr>
+        <w:br/>
+        <w:t>&lt;/div&gt;</w:t>
+      </w:r>
+      <w:r>
+        <w:rPr>
+          <w:rFonts w:ascii="Courier New" w:hAnsi="Courier New"/>
+          <w:sz w:val="17"/>
+        </w:rPr>
+        <w:br/>
+      </w:r>
+      <w:r>
+        <w:rPr>
+          <w:rFonts w:ascii="Courier New" w:hAnsi="Courier New"/>
+          <w:sz w:val="17"/>
+        </w:rPr>
+        <w:br/>
+        <w:t>&lt;p&gt;Hello &lt;span&gt;World&lt;/span&gt;&lt;/p&gt;</w:t>
+      </w:r>
+    </w:p>
+    <w:p>
+      <w:pPr>
+        <w:spacing w:after="60" w:line="240" w:lineRule="auto"/>
+      </w:pPr>
+      <w:r>
+        <w:t>Memory: div = block container; span = inline container.</w:t>
+      </w:r>
+    </w:p>
+    <w:p>
+      <w:pPr>
+        <w:spacing w:after="60" w:line="240" w:lineRule="auto"/>
+      </w:pPr>
+      <w:r>
+        <w:t xml:space="preserve">Div new line </w:t>
+      </w:r>
+      <w:proofErr w:type="gramStart"/>
+      <w:r>
+        <w:t>where as</w:t>
+      </w:r>
+      <w:proofErr w:type="gramEnd"/>
+      <w:r>
+        <w:t xml:space="preserve"> span nope</w:t>
+      </w:r>
+    </w:p>
+    <w:p>
+      <w:pPr>
+        <w:pStyle w:val="Heading1"/>
+        <w:spacing w:line="240" w:lineRule="auto"/>
+      </w:pPr>
+      <w:r>
         <w:lastRenderedPageBreak/>
-        <w:br/>
-        <w:t>&lt;main&gt;</w:t>
-      </w:r>
-      <w:r>
-        <w:rPr>
-          <w:rFonts w:ascii="Courier New" w:hAnsi="Courier New"/>
-          <w:sz w:val="17"/>
-        </w:rPr>
-        <w:br/>
-        <w:t xml:space="preserve">  &lt;section&gt;</w:t>
-      </w:r>
-      <w:r>
-        <w:rPr>
-          <w:rFonts w:ascii="Courier New" w:hAnsi="Courier New"/>
-          <w:sz w:val="17"/>
-        </w:rPr>
-        <w:br/>
-        <w:t xml:space="preserve">    &lt;h2&gt;About&lt;/h2&gt;</w:t>
-      </w:r>
-      <w:r>
-        <w:rPr>
-          <w:rFonts w:ascii="Courier New" w:hAnsi="Courier New"/>
-          <w:sz w:val="17"/>
-        </w:rPr>
-        <w:br/>
-        <w:t xml:space="preserve">    &lt;p&gt;About my website...&lt;/p&gt;</w:t>
-      </w:r>
-      <w:r>
-        <w:rPr>
-          <w:rFonts w:ascii="Courier New" w:hAnsi="Courier New"/>
-          <w:sz w:val="17"/>
-        </w:rPr>
-        <w:br/>
-        <w:t xml:space="preserve">  &lt;/section&gt;</w:t>
-      </w:r>
-      <w:r>
-        <w:rPr>
-          <w:rFonts w:ascii="Courier New" w:hAnsi="Courier New"/>
-          <w:sz w:val="17"/>
-        </w:rPr>
-        <w:br/>
-      </w:r>
-      <w:r>
-        <w:rPr>
-          <w:rFonts w:ascii="Courier New" w:hAnsi="Courier New"/>
-          <w:sz w:val="17"/>
-        </w:rPr>
-        <w:br/>
-        <w:t xml:space="preserve">  &lt;article&gt;</w:t>
-      </w:r>
-      <w:r>
-        <w:rPr>
-          <w:rFonts w:ascii="Courier New" w:hAnsi="Courier New"/>
-          <w:sz w:val="17"/>
-        </w:rPr>
-        <w:br/>
-        <w:t xml:space="preserve">    &lt;h2&gt;Article&lt;/h2&gt;</w:t>
-      </w:r>
-      <w:r>
-        <w:rPr>
-          <w:rFonts w:ascii="Courier New" w:hAnsi="Courier New"/>
-          <w:sz w:val="17"/>
-        </w:rPr>
-        <w:br/>
-        <w:t xml:space="preserve">    &lt;p&gt;Article content...&lt;/p&gt;</w:t>
-      </w:r>
-      <w:r>
-        <w:rPr>
-          <w:rFonts w:ascii="Courier New" w:hAnsi="Courier New"/>
-          <w:sz w:val="17"/>
-        </w:rPr>
-        <w:br/>
-        <w:t xml:space="preserve">  &lt;/article&gt;</w:t>
-      </w:r>
-      <w:r>
-        <w:rPr>
-          <w:rFonts w:ascii="Courier New" w:hAnsi="Courier New"/>
-          <w:sz w:val="17"/>
-        </w:rPr>
-        <w:br/>
-      </w:r>
-      <w:r>
-        <w:rPr>
-          <w:rFonts w:ascii="Courier New" w:hAnsi="Courier New"/>
-          <w:sz w:val="17"/>
-        </w:rPr>
-        <w:br/>
-        <w:t xml:space="preserve">  &lt;aside&gt;</w:t>
-      </w:r>
-      <w:r>
-        <w:rPr>
-          <w:rFonts w:ascii="Courier New" w:hAnsi="Courier New"/>
-          <w:sz w:val="17"/>
-        </w:rPr>
-        <w:br/>
-        <w:t xml:space="preserve">    Advertisement</w:t>
-      </w:r>
-      <w:r>
-        <w:rPr>
-          <w:rFonts w:ascii="Courier New" w:hAnsi="Courier New"/>
-          <w:sz w:val="17"/>
-        </w:rPr>
-        <w:br/>
-        <w:t xml:space="preserve">  &lt;/aside&gt;</w:t>
-      </w:r>
-      <w:r>
-        <w:rPr>
-          <w:rFonts w:ascii="Courier New" w:hAnsi="Courier New"/>
-          <w:sz w:val="17"/>
-        </w:rPr>
-        <w:br/>
-        <w:t>&lt;/main&gt;</w:t>
-      </w:r>
-      <w:r>
-        <w:rPr>
-          <w:rFonts w:ascii="Courier New" w:hAnsi="Courier New"/>
-          <w:sz w:val="17"/>
-        </w:rPr>
-        <w:br/>
-      </w:r>
-      <w:r>
-        <w:rPr>
-          <w:rFonts w:ascii="Courier New" w:hAnsi="Courier New"/>
-          <w:sz w:val="17"/>
-        </w:rPr>
-        <w:br/>
-        <w:t>&lt;footer&gt;</w:t>
-      </w:r>
-      <w:r>
-        <w:rPr>
-          <w:rFonts w:ascii="Courier New" w:hAnsi="Courier New"/>
-          <w:sz w:val="17"/>
-        </w:rPr>
-        <w:br/>
-        <w:t xml:space="preserve">  Copyright 2026</w:t>
-      </w:r>
-      <w:r>
-        <w:rPr>
-          <w:rFonts w:ascii="Courier New" w:hAnsi="Courier New"/>
-          <w:sz w:val="17"/>
-        </w:rPr>
-        <w:br/>
-        <w:t>&lt;/footer&gt;</w:t>
-      </w:r>
-    </w:p>
-    <w:p>
-      <w:pPr>
-        <w:spacing w:after="60"/>
-      </w:pPr>
-      <w:r>
-        <w:t>Memory: header = top, main = main content, section/article = content areas, aside = side content, footer = bottom.</w:t>
+        <w:t>9. Unordered + Ordered Lists</w:t>
+      </w:r>
+    </w:p>
+    <w:p>
+      <w:pPr>
+        <w:spacing w:after="80" w:line="240" w:lineRule="auto"/>
+        <w:ind w:left="288"/>
+      </w:pPr>
+      <w:r>
+        <w:rPr>
+          <w:rFonts w:ascii="Courier New" w:hAnsi="Courier New"/>
+          <w:sz w:val="17"/>
+        </w:rPr>
+        <w:t>&lt;ul&gt;</w:t>
+      </w:r>
+      <w:r>
+        <w:rPr>
+          <w:rFonts w:ascii="Courier New" w:hAnsi="Courier New"/>
+          <w:sz w:val="17"/>
+        </w:rPr>
+        <w:br/>
+        <w:t xml:space="preserve">  &lt;li&gt;Apple&lt;/li&gt;</w:t>
+      </w:r>
+      <w:r>
+        <w:rPr>
+          <w:rFonts w:ascii="Courier New" w:hAnsi="Courier New"/>
+          <w:sz w:val="17"/>
+        </w:rPr>
+        <w:br/>
+        <w:t xml:space="preserve">  &lt;li&gt;Mango&lt;/li&gt;</w:t>
+      </w:r>
+      <w:r>
+        <w:rPr>
+          <w:rFonts w:ascii="Courier New" w:hAnsi="Courier New"/>
+          <w:sz w:val="17"/>
+        </w:rPr>
+        <w:br/>
+        <w:t>&lt;/ul&gt;</w:t>
+      </w:r>
+      <w:r>
+        <w:rPr>
+          <w:rFonts w:ascii="Courier New" w:hAnsi="Courier New"/>
+          <w:sz w:val="17"/>
+        </w:rPr>
+        <w:br/>
+      </w:r>
+      <w:r>
+        <w:rPr>
+          <w:rFonts w:ascii="Courier New" w:hAnsi="Courier New"/>
+          <w:sz w:val="17"/>
+        </w:rPr>
+        <w:br/>
+        <w:t>&lt;ol&gt;</w:t>
+      </w:r>
+      <w:r>
+        <w:rPr>
+          <w:rFonts w:ascii="Courier New" w:hAnsi="Courier New"/>
+          <w:sz w:val="17"/>
+        </w:rPr>
+        <w:br/>
+        <w:t xml:space="preserve">  &lt;li&gt;Wake up&lt;/li&gt;</w:t>
+      </w:r>
+      <w:r>
+        <w:rPr>
+          <w:rFonts w:ascii="Courier New" w:hAnsi="Courier New"/>
+          <w:sz w:val="17"/>
+        </w:rPr>
+        <w:br/>
+        <w:t xml:space="preserve">  &lt;li&gt;Study&lt;/li&gt;</w:t>
+      </w:r>
+      <w:r>
+        <w:rPr>
+          <w:rFonts w:ascii="Courier New" w:hAnsi="Courier New"/>
+          <w:sz w:val="17"/>
+        </w:rPr>
+        <w:br/>
+        <w:t>&lt;/ol&gt;</w:t>
+      </w:r>
+    </w:p>
+    <w:p>
+      <w:pPr>
+        <w:spacing w:after="60" w:line="240" w:lineRule="auto"/>
+      </w:pPr>
+      <w:r>
+        <w:t>Memory: ul = unordered; ol = ordered; li = list item.</w:t>
       </w:r>
     </w:p>
     <w:p>
       <w:pPr>
         <w:pStyle w:val="Heading1"/>
-      </w:pPr>
-      <w:r>
-        <w:t>8. div vs span — Code to Remember</w:t>
-      </w:r>
-    </w:p>
-    <w:p>
-      <w:pPr>
-        <w:spacing w:after="80"/>
+        <w:spacing w:line="240" w:lineRule="auto"/>
+      </w:pPr>
+      <w:r>
+        <w:t>10. Table — Basic Interview Example</w:t>
+      </w:r>
+    </w:p>
+    <w:p>
+      <w:pPr>
+        <w:spacing w:after="80" w:line="240" w:lineRule="auto"/>
         <w:ind w:left="288"/>
       </w:pPr>
       <w:r>
@@ -2633,15 +2804,699 @@
           <w:rFonts w:ascii="Courier New" w:hAnsi="Courier New"/>
           <w:sz w:val="17"/>
         </w:rPr>
-        <w:t>&lt;div&gt;</w:t>
-      </w:r>
-      <w:r>
-        <w:rPr>
-          <w:rFonts w:ascii="Courier New" w:hAnsi="Courier New"/>
-          <w:sz w:val="17"/>
-        </w:rPr>
-        <w:br/>
-        <w:t xml:space="preserve">  &lt;p&gt;This is a block container.&lt;/p&gt;</w:t>
+        <w:t>&lt;table&gt;</w:t>
+      </w:r>
+      <w:r>
+        <w:rPr>
+          <w:rFonts w:ascii="Courier New" w:hAnsi="Courier New"/>
+          <w:sz w:val="17"/>
+        </w:rPr>
+        <w:br/>
+        <w:t xml:space="preserve">  &lt;caption&gt;Student Data&lt;/caption&gt;</w:t>
+      </w:r>
+      <w:r>
+        <w:rPr>
+          <w:rFonts w:ascii="Courier New" w:hAnsi="Courier New"/>
+          <w:sz w:val="17"/>
+        </w:rPr>
+        <w:br/>
+      </w:r>
+      <w:r>
+        <w:rPr>
+          <w:rFonts w:ascii="Courier New" w:hAnsi="Courier New"/>
+          <w:sz w:val="17"/>
+        </w:rPr>
+        <w:br/>
+        <w:t xml:space="preserve">  &lt;thead&gt;</w:t>
+      </w:r>
+      <w:r>
+        <w:rPr>
+          <w:rFonts w:ascii="Courier New" w:hAnsi="Courier New"/>
+          <w:sz w:val="17"/>
+        </w:rPr>
+        <w:br/>
+        <w:t xml:space="preserve">    &lt;tr&gt;</w:t>
+      </w:r>
+      <w:r>
+        <w:rPr>
+          <w:rFonts w:ascii="Courier New" w:hAnsi="Courier New"/>
+          <w:sz w:val="17"/>
+        </w:rPr>
+        <w:br/>
+        <w:t xml:space="preserve">      &lt;th&gt;Name&lt;/th&gt;</w:t>
+      </w:r>
+      <w:r>
+        <w:rPr>
+          <w:rFonts w:ascii="Courier New" w:hAnsi="Courier New"/>
+          <w:sz w:val="17"/>
+        </w:rPr>
+        <w:br/>
+        <w:t xml:space="preserve">      &lt;th&gt;Roll No&lt;/th&gt;</w:t>
+      </w:r>
+      <w:r>
+        <w:rPr>
+          <w:rFonts w:ascii="Courier New" w:hAnsi="Courier New"/>
+          <w:sz w:val="17"/>
+        </w:rPr>
+        <w:br/>
+        <w:t xml:space="preserve">    &lt;/tr&gt;</w:t>
+      </w:r>
+      <w:r>
+        <w:rPr>
+          <w:rFonts w:ascii="Courier New" w:hAnsi="Courier New"/>
+          <w:sz w:val="17"/>
+        </w:rPr>
+        <w:br/>
+        <w:t xml:space="preserve">  &lt;/thead&gt;</w:t>
+      </w:r>
+      <w:r>
+        <w:rPr>
+          <w:rFonts w:ascii="Courier New" w:hAnsi="Courier New"/>
+          <w:sz w:val="17"/>
+        </w:rPr>
+        <w:br/>
+      </w:r>
+      <w:r>
+        <w:rPr>
+          <w:rFonts w:ascii="Courier New" w:hAnsi="Courier New"/>
+          <w:sz w:val="17"/>
+        </w:rPr>
+        <w:br/>
+        <w:t xml:space="preserve">  &lt;tbody&gt;</w:t>
+      </w:r>
+      <w:r>
+        <w:rPr>
+          <w:rFonts w:ascii="Courier New" w:hAnsi="Courier New"/>
+          <w:sz w:val="17"/>
+        </w:rPr>
+        <w:br/>
+        <w:t xml:space="preserve">    &lt;tr&gt;</w:t>
+      </w:r>
+      <w:r>
+        <w:rPr>
+          <w:rFonts w:ascii="Courier New" w:hAnsi="Courier New"/>
+          <w:sz w:val="17"/>
+        </w:rPr>
+        <w:br/>
+        <w:t xml:space="preserve">      &lt;td&gt;Ram&lt;/td&gt;</w:t>
+      </w:r>
+      <w:r>
+        <w:rPr>
+          <w:rFonts w:ascii="Courier New" w:hAnsi="Courier New"/>
+          <w:sz w:val="17"/>
+        </w:rPr>
+        <w:br/>
+        <w:t xml:space="preserve">      &lt;td&gt;101&lt;/td&gt;</w:t>
+      </w:r>
+      <w:r>
+        <w:rPr>
+          <w:rFonts w:ascii="Courier New" w:hAnsi="Courier New"/>
+          <w:sz w:val="17"/>
+        </w:rPr>
+        <w:br/>
+        <w:t xml:space="preserve">    &lt;/tr&gt;</w:t>
+      </w:r>
+      <w:r>
+        <w:rPr>
+          <w:rFonts w:ascii="Courier New" w:hAnsi="Courier New"/>
+          <w:sz w:val="17"/>
+        </w:rPr>
+        <w:br/>
+        <w:t xml:space="preserve">    &lt;tr&gt;</w:t>
+      </w:r>
+      <w:r>
+        <w:rPr>
+          <w:rFonts w:ascii="Courier New" w:hAnsi="Courier New"/>
+          <w:sz w:val="17"/>
+        </w:rPr>
+        <w:br/>
+        <w:t xml:space="preserve">      &lt;td&gt;Shyam&lt;/td&gt;</w:t>
+      </w:r>
+      <w:r>
+        <w:rPr>
+          <w:rFonts w:ascii="Courier New" w:hAnsi="Courier New"/>
+          <w:sz w:val="17"/>
+        </w:rPr>
+        <w:br/>
+        <w:t xml:space="preserve">      &lt;td&gt;102&lt;/td&gt;</w:t>
+      </w:r>
+      <w:r>
+        <w:rPr>
+          <w:rFonts w:ascii="Courier New" w:hAnsi="Courier New"/>
+          <w:sz w:val="17"/>
+        </w:rPr>
+        <w:br/>
+        <w:t xml:space="preserve">    &lt;/tr&gt;</w:t>
+      </w:r>
+      <w:r>
+        <w:rPr>
+          <w:rFonts w:ascii="Courier New" w:hAnsi="Courier New"/>
+          <w:sz w:val="17"/>
+        </w:rPr>
+        <w:br/>
+        <w:t xml:space="preserve">  &lt;/tbody&gt;</w:t>
+      </w:r>
+      <w:r>
+        <w:rPr>
+          <w:rFonts w:ascii="Courier New" w:hAnsi="Courier New"/>
+          <w:sz w:val="17"/>
+        </w:rPr>
+        <w:br/>
+        <w:t>&lt;/table&gt;</w:t>
+      </w:r>
+    </w:p>
+    <w:p>
+      <w:pPr>
+        <w:spacing w:after="60" w:line="240" w:lineRule="auto"/>
+      </w:pPr>
+      <w:r>
+        <w:t>Memory: table → tr → th/td. thead = header section; tbody = body section.</w:t>
+      </w:r>
+    </w:p>
+    <w:p>
+      <w:pPr>
+        <w:pStyle w:val="Heading1"/>
+        <w:spacing w:line="240" w:lineRule="auto"/>
+      </w:pPr>
+      <w:r>
+        <w:t>11. colspan — Easy Example</w:t>
+      </w:r>
+    </w:p>
+    <w:p>
+      <w:pPr>
+        <w:spacing w:after="80" w:line="240" w:lineRule="auto"/>
+        <w:ind w:left="288"/>
+      </w:pPr>
+      <w:r>
+        <w:rPr>
+          <w:rFonts w:ascii="Courier New" w:hAnsi="Courier New"/>
+          <w:sz w:val="17"/>
+        </w:rPr>
+        <w:t>&lt;table&gt;</w:t>
+      </w:r>
+      <w:r>
+        <w:rPr>
+          <w:rFonts w:ascii="Courier New" w:hAnsi="Courier New"/>
+          <w:sz w:val="17"/>
+        </w:rPr>
+        <w:br/>
+        <w:t xml:space="preserve">  &lt;tr&gt;</w:t>
+      </w:r>
+      <w:r>
+        <w:rPr>
+          <w:rFonts w:ascii="Courier New" w:hAnsi="Courier New"/>
+          <w:sz w:val="17"/>
+        </w:rPr>
+        <w:br/>
+        <w:t xml:space="preserve">    &lt;th colspan="2"&gt;Student Data&lt;/th&gt;</w:t>
+      </w:r>
+      <w:r>
+        <w:rPr>
+          <w:rFonts w:ascii="Courier New" w:hAnsi="Courier New"/>
+          <w:sz w:val="17"/>
+        </w:rPr>
+        <w:br/>
+        <w:t xml:space="preserve">  &lt;/tr&gt;</w:t>
+      </w:r>
+      <w:r>
+        <w:rPr>
+          <w:rFonts w:ascii="Courier New" w:hAnsi="Courier New"/>
+          <w:sz w:val="17"/>
+        </w:rPr>
+        <w:br/>
+        <w:t xml:space="preserve">  &lt;tr&gt;</w:t>
+      </w:r>
+      <w:r>
+        <w:rPr>
+          <w:rFonts w:ascii="Courier New" w:hAnsi="Courier New"/>
+          <w:sz w:val="17"/>
+        </w:rPr>
+        <w:br/>
+        <w:t xml:space="preserve">    &lt;td&gt;Ram&lt;/td&gt;</w:t>
+      </w:r>
+      <w:r>
+        <w:rPr>
+          <w:rFonts w:ascii="Courier New" w:hAnsi="Courier New"/>
+          <w:sz w:val="17"/>
+        </w:rPr>
+        <w:br/>
+        <w:t xml:space="preserve">    &lt;td&gt;101&lt;/td&gt;</w:t>
+      </w:r>
+      <w:r>
+        <w:rPr>
+          <w:rFonts w:ascii="Courier New" w:hAnsi="Courier New"/>
+          <w:sz w:val="17"/>
+        </w:rPr>
+        <w:br/>
+        <w:t xml:space="preserve">  &lt;/tr&gt;</w:t>
+      </w:r>
+      <w:r>
+        <w:rPr>
+          <w:rFonts w:ascii="Courier New" w:hAnsi="Courier New"/>
+          <w:sz w:val="17"/>
+        </w:rPr>
+        <w:br/>
+        <w:t>&lt;/table&gt;</w:t>
+      </w:r>
+    </w:p>
+    <w:p>
+      <w:pPr>
+        <w:spacing w:after="60" w:line="240" w:lineRule="auto"/>
+      </w:pPr>
+      <w:r>
+        <w:t>colspan="2" means the cell spans across 2 columns.</w:t>
+      </w:r>
+    </w:p>
+    <w:p>
+      <w:pPr>
+        <w:pStyle w:val="Heading1"/>
+        <w:spacing w:line="240" w:lineRule="auto"/>
+      </w:pPr>
+      <w:r>
+        <w:lastRenderedPageBreak/>
+        <w:t>12. Form — Very Important</w:t>
+      </w:r>
+      <w:r>
+        <w:t>: collect data from user</w:t>
+      </w:r>
+    </w:p>
+    <w:p>
+      <w:pPr>
+        <w:spacing w:after="80" w:line="240" w:lineRule="auto"/>
+        <w:ind w:left="288"/>
+      </w:pPr>
+      <w:r>
+        <w:rPr>
+          <w:rFonts w:ascii="Courier New" w:hAnsi="Courier New"/>
+          <w:sz w:val="17"/>
+        </w:rPr>
+        <w:t>&lt;form action="/action.php"&gt;</w:t>
+      </w:r>
+      <w:r>
+        <w:rPr>
+          <w:rFonts w:ascii="Courier New" w:hAnsi="Courier New"/>
+          <w:sz w:val="17"/>
+        </w:rPr>
+        <w:br/>
+      </w:r>
+      <w:r>
+        <w:rPr>
+          <w:rFonts w:ascii="Courier New" w:hAnsi="Courier New"/>
+          <w:sz w:val="17"/>
+        </w:rPr>
+        <w:br/>
+        <w:t xml:space="preserve">  &lt;label for="name"&gt;Name:&lt;/label&gt;</w:t>
+      </w:r>
+      <w:r>
+        <w:rPr>
+          <w:rFonts w:ascii="Courier New" w:hAnsi="Courier New"/>
+          <w:sz w:val="17"/>
+        </w:rPr>
+        <w:br/>
+        <w:t xml:space="preserve">  &lt;input type="text" id="name" name="name"</w:t>
+      </w:r>
+      <w:r>
+        <w:rPr>
+          <w:rFonts w:ascii="Courier New" w:hAnsi="Courier New"/>
+          <w:sz w:val="17"/>
+        </w:rPr>
+        <w:br/>
+        <w:t xml:space="preserve">         placeholder="Enter Name"&gt;</w:t>
+      </w:r>
+      <w:r>
+        <w:rPr>
+          <w:rFonts w:ascii="Courier New" w:hAnsi="Courier New"/>
+          <w:sz w:val="17"/>
+        </w:rPr>
+        <w:br/>
+      </w:r>
+      <w:r>
+        <w:rPr>
+          <w:rFonts w:ascii="Courier New" w:hAnsi="Courier New"/>
+          <w:sz w:val="17"/>
+        </w:rPr>
+        <w:br/>
+        <w:t xml:space="preserve">  &lt;br&gt;</w:t>
+      </w:r>
+      <w:r>
+        <w:rPr>
+          <w:rFonts w:ascii="Courier New" w:hAnsi="Courier New"/>
+          <w:sz w:val="17"/>
+        </w:rPr>
+        <w:br/>
+      </w:r>
+      <w:r>
+        <w:rPr>
+          <w:rFonts w:ascii="Courier New" w:hAnsi="Courier New"/>
+          <w:sz w:val="17"/>
+        </w:rPr>
+        <w:br/>
+        <w:t xml:space="preserve">  &lt;label for="email"&gt;Email:&lt;/label&gt;</w:t>
+      </w:r>
+      <w:r>
+        <w:rPr>
+          <w:rFonts w:ascii="Courier New" w:hAnsi="Courier New"/>
+          <w:sz w:val="17"/>
+        </w:rPr>
+        <w:br/>
+        <w:t xml:space="preserve">  &lt;input type="text" id="email" name="email"</w:t>
+      </w:r>
+      <w:r>
+        <w:rPr>
+          <w:rFonts w:ascii="Courier New" w:hAnsi="Courier New"/>
+          <w:sz w:val="17"/>
+        </w:rPr>
+        <w:br/>
+        <w:t xml:space="preserve">         placeholder="Enter Email"&gt;</w:t>
+      </w:r>
+      <w:r>
+        <w:rPr>
+          <w:rFonts w:ascii="Courier New" w:hAnsi="Courier New"/>
+          <w:sz w:val="17"/>
+        </w:rPr>
+        <w:br/>
+      </w:r>
+      <w:r>
+        <w:rPr>
+          <w:rFonts w:ascii="Courier New" w:hAnsi="Courier New"/>
+          <w:sz w:val="17"/>
+        </w:rPr>
+        <w:br/>
+        <w:t xml:space="preserve">  &lt;br&gt;</w:t>
+      </w:r>
+      <w:r>
+        <w:rPr>
+          <w:rFonts w:ascii="Courier New" w:hAnsi="Courier New"/>
+          <w:sz w:val="17"/>
+        </w:rPr>
+        <w:br/>
+      </w:r>
+      <w:r>
+        <w:rPr>
+          <w:rFonts w:ascii="Courier New" w:hAnsi="Courier New"/>
+          <w:sz w:val="17"/>
+        </w:rPr>
+        <w:br/>
+        <w:t xml:space="preserve">  &lt;button type="submit"&gt;Submit&lt;/button&gt;</w:t>
+      </w:r>
+      <w:r>
+        <w:rPr>
+          <w:rFonts w:ascii="Courier New" w:hAnsi="Courier New"/>
+          <w:sz w:val="17"/>
+        </w:rPr>
+        <w:br/>
+      </w:r>
+      <w:r>
+        <w:rPr>
+          <w:rFonts w:ascii="Courier New" w:hAnsi="Courier New"/>
+          <w:sz w:val="17"/>
+        </w:rPr>
+        <w:br/>
+        <w:t>&lt;/form&gt;</w:t>
+      </w:r>
+    </w:p>
+    <w:p>
+      <w:pPr>
+        <w:spacing w:after="60" w:line="240" w:lineRule="auto"/>
+      </w:pPr>
+      <w:r>
+        <w:t>Memory: form collects data; action tells where/what happens when the form is submitted.</w:t>
+      </w:r>
+    </w:p>
+    <w:p>
+      <w:pPr>
+        <w:pStyle w:val="Heading1"/>
+        <w:spacing w:line="240" w:lineRule="auto"/>
+      </w:pPr>
+      <w:r>
+        <w:t>13. Radio Buttons</w:t>
+      </w:r>
+    </w:p>
+    <w:p>
+      <w:pPr>
+        <w:spacing w:after="80" w:line="240" w:lineRule="auto"/>
+        <w:ind w:left="288"/>
+      </w:pPr>
+      <w:r>
+        <w:rPr>
+          <w:rFonts w:ascii="Courier New" w:hAnsi="Courier New"/>
+          <w:sz w:val="17"/>
+        </w:rPr>
+        <w:t>&lt;input type="radio" id="male" name="gender" value="male"&gt;</w:t>
+      </w:r>
+      <w:r>
+        <w:rPr>
+          <w:rFonts w:ascii="Courier New" w:hAnsi="Courier New"/>
+          <w:sz w:val="17"/>
+        </w:rPr>
+        <w:br/>
+        <w:t>&lt;label for="male"&gt;Male&lt;/label&gt;</w:t>
+      </w:r>
+      <w:r>
+        <w:rPr>
+          <w:rFonts w:ascii="Courier New" w:hAnsi="Courier New"/>
+          <w:sz w:val="17"/>
+        </w:rPr>
+        <w:br/>
+      </w:r>
+      <w:r>
+        <w:rPr>
+          <w:rFonts w:ascii="Courier New" w:hAnsi="Courier New"/>
+          <w:sz w:val="17"/>
+        </w:rPr>
+        <w:br/>
+        <w:t>&lt;input type="radio" id="female" name="gender" value="female"&gt;</w:t>
+      </w:r>
+      <w:r>
+        <w:rPr>
+          <w:rFonts w:ascii="Courier New" w:hAnsi="Courier New"/>
+          <w:sz w:val="17"/>
+        </w:rPr>
+        <w:br/>
+        <w:t>&lt;label for="female"&gt;Female&lt;/label&gt;</w:t>
+      </w:r>
+    </w:p>
+    <w:p>
+      <w:pPr>
+        <w:spacing w:after="60" w:line="240" w:lineRule="auto"/>
+      </w:pPr>
+      <w:r>
+        <w:t>Memory: same name groups radio buttons so one choice can be selected.</w:t>
+      </w:r>
+    </w:p>
+    <w:p>
+      <w:pPr>
+        <w:pStyle w:val="Heading1"/>
+        <w:spacing w:line="240" w:lineRule="auto"/>
+      </w:pPr>
+      <w:r>
+        <w:t>14. Checkbox</w:t>
+      </w:r>
+    </w:p>
+    <w:p>
+      <w:pPr>
+        <w:spacing w:after="80" w:line="240" w:lineRule="auto"/>
+        <w:ind w:left="288"/>
+      </w:pPr>
+      <w:r>
+        <w:rPr>
+          <w:rFonts w:ascii="Courier New" w:hAnsi="Courier New"/>
+          <w:sz w:val="17"/>
+        </w:rPr>
+        <w:t>&lt;input type="checkbox" id="html" name="skill" value="html"&gt;</w:t>
+      </w:r>
+      <w:r>
+        <w:rPr>
+          <w:rFonts w:ascii="Courier New" w:hAnsi="Courier New"/>
+          <w:sz w:val="17"/>
+        </w:rPr>
+        <w:br/>
+        <w:t>&lt;label for="html"&gt;HTML&lt;/label&gt;</w:t>
+      </w:r>
+      <w:r>
+        <w:rPr>
+          <w:rFonts w:ascii="Courier New" w:hAnsi="Courier New"/>
+          <w:sz w:val="17"/>
+        </w:rPr>
+        <w:br/>
+      </w:r>
+      <w:r>
+        <w:rPr>
+          <w:rFonts w:ascii="Courier New" w:hAnsi="Courier New"/>
+          <w:sz w:val="17"/>
+        </w:rPr>
+        <w:br/>
+        <w:t>&lt;input type="checkbox" id="css" name="skill" value="css"&gt;</w:t>
+      </w:r>
+      <w:r>
+        <w:rPr>
+          <w:rFonts w:ascii="Courier New" w:hAnsi="Courier New"/>
+          <w:sz w:val="17"/>
+        </w:rPr>
+        <w:br/>
+        <w:t>&lt;label for="css"&gt;CSS&lt;/label&gt;</w:t>
+      </w:r>
+    </w:p>
+    <w:p>
+      <w:pPr>
+        <w:spacing w:after="60" w:line="240" w:lineRule="auto"/>
+      </w:pPr>
+      <w:r>
+        <w:t>Checkboxes allow multiple selections.</w:t>
+      </w:r>
+    </w:p>
+    <w:p>
+      <w:pPr>
+        <w:pStyle w:val="Heading1"/>
+        <w:spacing w:line="240" w:lineRule="auto"/>
+      </w:pPr>
+      <w:r>
+        <w:t>15. Textarea</w:t>
+      </w:r>
+    </w:p>
+    <w:p>
+      <w:pPr>
+        <w:spacing w:after="80" w:line="240" w:lineRule="auto"/>
+        <w:ind w:left="288"/>
+      </w:pPr>
+      <w:r>
+        <w:rPr>
+          <w:rFonts w:ascii="Courier New" w:hAnsi="Courier New"/>
+          <w:sz w:val="17"/>
+        </w:rPr>
+        <w:t>&lt;label for="feedback"&gt;Feedback:&lt;/label&gt;</w:t>
+      </w:r>
+      <w:r>
+        <w:rPr>
+          <w:rFonts w:ascii="Courier New" w:hAnsi="Courier New"/>
+          <w:sz w:val="17"/>
+        </w:rPr>
+        <w:br/>
+        <w:t>&lt;textarea id="feedback" name="feedback"</w:t>
+      </w:r>
+      <w:r>
+        <w:rPr>
+          <w:rFonts w:ascii="Courier New" w:hAnsi="Courier New"/>
+          <w:sz w:val="17"/>
+        </w:rPr>
+        <w:br/>
+        <w:t xml:space="preserve">          placeholder="Enter feedback"&gt;&lt;/textarea&gt;</w:t>
+      </w:r>
+    </w:p>
+    <w:p>
+      <w:pPr>
+        <w:spacing w:after="60" w:line="240" w:lineRule="auto"/>
+      </w:pPr>
+      <w:r>
+        <w:t>Memory: textarea = multi-line text.</w:t>
+      </w:r>
+    </w:p>
+    <w:p>
+      <w:pPr>
+        <w:pStyle w:val="Heading1"/>
+        <w:spacing w:line="240" w:lineRule="auto"/>
+      </w:pPr>
+      <w:r>
+        <w:lastRenderedPageBreak/>
+        <w:t>16. Select / Dropdown</w:t>
+      </w:r>
+    </w:p>
+    <w:p>
+      <w:pPr>
+        <w:spacing w:after="80" w:line="240" w:lineRule="auto"/>
+        <w:ind w:left="288"/>
+      </w:pPr>
+      <w:r>
+        <w:rPr>
+          <w:rFonts w:ascii="Courier New" w:hAnsi="Courier New"/>
+          <w:sz w:val="17"/>
+        </w:rPr>
+        <w:t>&lt;label for="city"&gt;City:&lt;/label&gt;</w:t>
+      </w:r>
+      <w:r>
+        <w:rPr>
+          <w:rFonts w:ascii="Courier New" w:hAnsi="Courier New"/>
+          <w:sz w:val="17"/>
+        </w:rPr>
+        <w:br/>
+      </w:r>
+      <w:r>
+        <w:rPr>
+          <w:rFonts w:ascii="Courier New" w:hAnsi="Courier New"/>
+          <w:sz w:val="17"/>
+        </w:rPr>
+        <w:br/>
+        <w:t>&lt;select name="city" id="city"&gt;</w:t>
+      </w:r>
+      <w:r>
+        <w:rPr>
+          <w:rFonts w:ascii="Courier New" w:hAnsi="Courier New"/>
+          <w:sz w:val="17"/>
+        </w:rPr>
+        <w:br/>
+        <w:t xml:space="preserve">  &lt;option value="Kathmandu"&gt;Kathmandu&lt;/option&gt;</w:t>
+      </w:r>
+      <w:r>
+        <w:rPr>
+          <w:rFonts w:ascii="Courier New" w:hAnsi="Courier New"/>
+          <w:sz w:val="17"/>
+        </w:rPr>
+        <w:br/>
+        <w:t xml:space="preserve">  &lt;option value="Pokhara"&gt;Pokhara&lt;/option&gt;</w:t>
+      </w:r>
+      <w:r>
+        <w:rPr>
+          <w:rFonts w:ascii="Courier New" w:hAnsi="Courier New"/>
+          <w:sz w:val="17"/>
+        </w:rPr>
+        <w:br/>
+        <w:t xml:space="preserve">  &lt;option value="Lalitpur"&gt;Lalitpur&lt;/option&gt;</w:t>
+      </w:r>
+      <w:r>
+        <w:rPr>
+          <w:rFonts w:ascii="Courier New" w:hAnsi="Courier New"/>
+          <w:sz w:val="17"/>
+        </w:rPr>
+        <w:br/>
+        <w:t>&lt;/select&gt;</w:t>
+      </w:r>
+    </w:p>
+    <w:p>
+      <w:pPr>
+        <w:spacing w:after="60" w:line="240" w:lineRule="auto"/>
+      </w:pPr>
+      <w:r>
+        <w:t>Memory: select = dropdown; option = item inside dropdown.</w:t>
+      </w:r>
+    </w:p>
+    <w:p>
+      <w:pPr>
+        <w:pStyle w:val="Heading1"/>
+        <w:spacing w:line="240" w:lineRule="auto"/>
+      </w:pPr>
+      <w:r>
+        <w:t>17. id and class</w:t>
+      </w:r>
+    </w:p>
+    <w:p>
+      <w:pPr>
+        <w:spacing w:after="80" w:line="240" w:lineRule="auto"/>
+        <w:ind w:left="288"/>
+      </w:pPr>
+      <w:r>
+        <w:rPr>
+          <w:rFonts w:ascii="Courier New" w:hAnsi="Courier New"/>
+          <w:sz w:val="17"/>
+        </w:rPr>
+        <w:t>&lt;div id="header" class="container"&gt;</w:t>
+      </w:r>
+      <w:r>
+        <w:rPr>
+          <w:rFonts w:ascii="Courier New" w:hAnsi="Courier New"/>
+          <w:sz w:val="17"/>
+        </w:rPr>
+        <w:br/>
+        <w:t xml:space="preserve">  &lt;p&gt;Hello&lt;/p&gt;</w:t>
       </w:r>
       <w:r>
         <w:rPr>
@@ -2664,44 +3519,252 @@
           <w:sz w:val="17"/>
         </w:rPr>
         <w:br/>
-        <w:t>&lt;p&gt;Hello &lt;span&gt;World&lt;/span&gt;&lt;/p&gt;</w:t>
-      </w:r>
-    </w:p>
-    <w:p>
-      <w:pPr>
-        <w:spacing w:after="60"/>
-      </w:pPr>
-      <w:r>
-        <w:t>Memory: div = block container; span = inline container.</w:t>
-      </w:r>
-    </w:p>
-    <w:p>
-      <w:pPr>
-        <w:spacing w:after="60"/>
-      </w:pPr>
-      <w:r>
-        <w:t xml:space="preserve">Div new line </w:t>
-      </w:r>
+        <w:t>&lt;div class="container"&gt;</w:t>
+      </w:r>
+      <w:r>
+        <w:rPr>
+          <w:rFonts w:ascii="Courier New" w:hAnsi="Courier New"/>
+          <w:sz w:val="17"/>
+        </w:rPr>
+        <w:br/>
+        <w:t xml:space="preserve">  &lt;p&gt;World&lt;/p&gt;</w:t>
+      </w:r>
+      <w:r>
+        <w:rPr>
+          <w:rFonts w:ascii="Courier New" w:hAnsi="Courier New"/>
+          <w:sz w:val="17"/>
+        </w:rPr>
+        <w:br/>
+        <w:t>&lt;/div&gt;</w:t>
+      </w:r>
+    </w:p>
+    <w:p>
+      <w:pPr>
+        <w:spacing w:after="60" w:line="240" w:lineRule="auto"/>
+      </w:pPr>
+      <w:r>
+        <w:t>Memory: id identifies one element; class can be shared by multiple elements.</w:t>
+      </w:r>
+    </w:p>
+    <w:p>
+      <w:pPr>
+        <w:pStyle w:val="Heading1"/>
+        <w:spacing w:line="240" w:lineRule="auto"/>
+      </w:pPr>
+      <w:r>
+        <w:t>18. iframe</w:t>
+      </w:r>
+    </w:p>
+    <w:p>
+      <w:pPr>
+        <w:spacing w:after="80" w:line="240" w:lineRule="auto"/>
+        <w:ind w:left="288"/>
+      </w:pPr>
+      <w:r>
+        <w:rPr>
+          <w:rFonts w:ascii="Courier New" w:hAnsi="Courier New"/>
+          <w:sz w:val="17"/>
+        </w:rPr>
+        <w:t>&lt;iframe src="https://example.com"&gt;&lt;/iframe&gt;</w:t>
+      </w:r>
+    </w:p>
+    <w:p>
+      <w:pPr>
+        <w:spacing w:after="60" w:line="240" w:lineRule="auto"/>
+      </w:pPr>
+      <w:r>
+        <w:t>Memory: iframe = website/page inside another website.</w:t>
+      </w:r>
+    </w:p>
+    <w:p>
+      <w:pPr>
+        <w:pStyle w:val="Heading1"/>
+        <w:spacing w:line="240" w:lineRule="auto"/>
+      </w:pPr>
+      <w:r>
+        <w:t>19. Video</w:t>
+      </w:r>
+    </w:p>
+    <w:p>
+      <w:pPr>
+        <w:spacing w:after="80" w:line="240" w:lineRule="auto"/>
+        <w:ind w:left="288"/>
+        <w:rPr>
+          <w:rFonts w:ascii="Courier New" w:hAnsi="Courier New"/>
+          <w:sz w:val="17"/>
+        </w:rPr>
+      </w:pPr>
+      <w:r>
+        <w:rPr>
+          <w:rFonts w:ascii="Courier New" w:hAnsi="Courier New"/>
+          <w:sz w:val="17"/>
+        </w:rPr>
+        <w:t>&lt;video src="myVid.mp4" controls width="500"&gt;</w:t>
+      </w:r>
+      <w:r>
+        <w:rPr>
+          <w:rFonts w:ascii="Courier New" w:hAnsi="Courier New"/>
+          <w:sz w:val="17"/>
+        </w:rPr>
+        <w:br/>
+        <w:t xml:space="preserve">  Your browser does not support video.</w:t>
+      </w:r>
+      <w:r>
+        <w:rPr>
+          <w:rFonts w:ascii="Courier New" w:hAnsi="Courier New"/>
+          <w:sz w:val="17"/>
+        </w:rPr>
+        <w:br/>
+        <w:t>&lt;/video&gt;</w:t>
+      </w:r>
+    </w:p>
+    <w:p>
+      <w:pPr>
+        <w:spacing w:after="80" w:line="240" w:lineRule="auto"/>
+        <w:ind w:left="288"/>
+      </w:pPr>
+    </w:p>
+    <w:p>
+      <w:pPr>
+        <w:spacing w:after="80" w:line="240" w:lineRule="auto"/>
+        <w:ind w:left="288"/>
+      </w:pPr>
       <w:proofErr w:type="gramStart"/>
       <w:r>
-        <w:t>where as</w:t>
+        <w:t>&lt;!--</w:t>
       </w:r>
       <w:proofErr w:type="gramEnd"/>
       <w:r>
-        <w:t xml:space="preserve"> span nope</w:t>
+        <w:t xml:space="preserve"> Video --&gt;</w:t>
+      </w:r>
+    </w:p>
+    <w:p>
+      <w:pPr>
+        <w:spacing w:after="80" w:line="240" w:lineRule="auto"/>
+        <w:ind w:left="288"/>
+      </w:pPr>
+      <w:r>
+        <w:t xml:space="preserve">&lt;video </w:t>
+      </w:r>
+    </w:p>
+    <w:p>
+      <w:pPr>
+        <w:spacing w:after="80" w:line="240" w:lineRule="auto"/>
+        <w:ind w:left="288"/>
+      </w:pPr>
+      <w:r>
+        <w:t xml:space="preserve">    </w:t>
+      </w:r>
+      <w:proofErr w:type="spellStart"/>
+      <w:r>
+        <w:t>src</w:t>
+      </w:r>
+      <w:proofErr w:type="spellEnd"/>
+      <w:r>
+        <w:t xml:space="preserve">="myVid.mp4" </w:t>
+      </w:r>
+    </w:p>
+    <w:p>
+      <w:pPr>
+        <w:spacing w:after="80" w:line="240" w:lineRule="auto"/>
+        <w:ind w:left="288"/>
+      </w:pPr>
+      <w:r>
+        <w:t xml:space="preserve">    controls </w:t>
+      </w:r>
+    </w:p>
+    <w:p>
+      <w:pPr>
+        <w:spacing w:after="80" w:line="240" w:lineRule="auto"/>
+        <w:ind w:left="288"/>
+      </w:pPr>
+      <w:r>
+        <w:t xml:space="preserve">    width="500" </w:t>
+      </w:r>
+    </w:p>
+    <w:p>
+      <w:pPr>
+        <w:spacing w:after="80" w:line="240" w:lineRule="auto"/>
+        <w:ind w:left="288"/>
+      </w:pPr>
+      <w:r>
+        <w:t xml:space="preserve">    height="300"</w:t>
+      </w:r>
+    </w:p>
+    <w:p>
+      <w:pPr>
+        <w:spacing w:after="80" w:line="240" w:lineRule="auto"/>
+        <w:ind w:left="288"/>
+      </w:pPr>
+      <w:r>
+        <w:t xml:space="preserve">    loop</w:t>
+      </w:r>
+    </w:p>
+    <w:p>
+      <w:pPr>
+        <w:spacing w:after="80" w:line="240" w:lineRule="auto"/>
+        <w:ind w:left="288"/>
+      </w:pPr>
+      <w:r>
+        <w:t xml:space="preserve">    autoplay</w:t>
+      </w:r>
+    </w:p>
+    <w:p>
+      <w:pPr>
+        <w:spacing w:after="80" w:line="240" w:lineRule="auto"/>
+        <w:ind w:left="288"/>
+      </w:pPr>
+      <w:r>
+        <w:t>&gt;</w:t>
+      </w:r>
+    </w:p>
+    <w:p>
+      <w:pPr>
+        <w:spacing w:after="80" w:line="240" w:lineRule="auto"/>
+        <w:ind w:left="288"/>
+      </w:pPr>
+      <w:r>
+        <w:lastRenderedPageBreak/>
+        <w:t xml:space="preserve">    Your browser does not support video.</w:t>
+      </w:r>
+    </w:p>
+    <w:p>
+      <w:pPr>
+        <w:spacing w:after="80" w:line="240" w:lineRule="auto"/>
+        <w:ind w:left="288"/>
+      </w:pPr>
+      <w:r>
+        <w:t>&lt;/video&gt;</w:t>
+      </w:r>
+    </w:p>
+    <w:p>
+      <w:pPr>
+        <w:spacing w:after="60" w:line="240" w:lineRule="auto"/>
+      </w:pPr>
+      <w:r>
+        <w:t>Remember these common attributes: controls, height, width, loop, autoplay.</w:t>
       </w:r>
     </w:p>
     <w:p>
       <w:pPr>
         <w:pStyle w:val="Heading1"/>
-      </w:pPr>
-      <w:r>
-        <w:t>9. Unordered + Ordered Lists</w:t>
-      </w:r>
-    </w:p>
-    <w:p>
-      <w:pPr>
-        <w:spacing w:after="80"/>
+        <w:spacing w:line="240" w:lineRule="auto"/>
+      </w:pPr>
+      <w:r>
+        <w:t xml:space="preserve">20. Mini Practice — Write This </w:t>
+      </w:r>
+      <w:proofErr w:type="gramStart"/>
+      <w:r>
+        <w:t>From</w:t>
+      </w:r>
+      <w:proofErr w:type="gramEnd"/>
+      <w:r>
+        <w:t xml:space="preserve"> Memory</w:t>
+      </w:r>
+    </w:p>
+    <w:p>
+      <w:pPr>
+        <w:spacing w:after="80" w:line="240" w:lineRule="auto"/>
         <w:ind w:left="288"/>
       </w:pPr>
       <w:r>
@@ -2709,91 +3772,337 @@
           <w:rFonts w:ascii="Courier New" w:hAnsi="Courier New"/>
           <w:sz w:val="17"/>
         </w:rPr>
-        <w:t>&lt;ul&gt;</w:t>
-      </w:r>
-      <w:r>
-        <w:rPr>
-          <w:rFonts w:ascii="Courier New" w:hAnsi="Courier New"/>
-          <w:sz w:val="17"/>
-        </w:rPr>
-        <w:br/>
-        <w:t xml:space="preserve">  &lt;li&gt;Apple&lt;/li&gt;</w:t>
-      </w:r>
-      <w:r>
-        <w:rPr>
-          <w:rFonts w:ascii="Courier New" w:hAnsi="Courier New"/>
-          <w:sz w:val="17"/>
-        </w:rPr>
-        <w:br/>
-        <w:t xml:space="preserve">  &lt;li&gt;Mango&lt;/li&gt;</w:t>
-      </w:r>
-      <w:r>
-        <w:rPr>
-          <w:rFonts w:ascii="Courier New" w:hAnsi="Courier New"/>
-          <w:sz w:val="17"/>
-        </w:rPr>
-        <w:br/>
-        <w:t>&lt;/ul&gt;</w:t>
-      </w:r>
-      <w:r>
-        <w:rPr>
-          <w:rFonts w:ascii="Courier New" w:hAnsi="Courier New"/>
-          <w:sz w:val="17"/>
-        </w:rPr>
-        <w:br/>
-      </w:r>
-      <w:r>
-        <w:rPr>
-          <w:rFonts w:ascii="Courier New" w:hAnsi="Courier New"/>
-          <w:sz w:val="17"/>
-        </w:rPr>
-        <w:br/>
-        <w:t>&lt;ol&gt;</w:t>
-      </w:r>
-      <w:r>
-        <w:rPr>
-          <w:rFonts w:ascii="Courier New" w:hAnsi="Courier New"/>
-          <w:sz w:val="17"/>
-        </w:rPr>
-        <w:br/>
-        <w:t xml:space="preserve">  &lt;li&gt;Wake up&lt;/li&gt;</w:t>
-      </w:r>
-      <w:r>
-        <w:rPr>
-          <w:rFonts w:ascii="Courier New" w:hAnsi="Courier New"/>
-          <w:sz w:val="17"/>
-        </w:rPr>
-        <w:br/>
-        <w:t xml:space="preserve">  &lt;li&gt;Study&lt;/li&gt;</w:t>
-      </w:r>
-      <w:r>
-        <w:rPr>
-          <w:rFonts w:ascii="Courier New" w:hAnsi="Courier New"/>
-          <w:sz w:val="17"/>
-        </w:rPr>
-        <w:br/>
-        <w:t>&lt;/ol&gt;</w:t>
-      </w:r>
-    </w:p>
-    <w:p>
-      <w:pPr>
-        <w:spacing w:after="60"/>
-      </w:pPr>
-      <w:r>
-        <w:t>Memory: ul = unordered; ol = ordered; li = list item.</w:t>
+        <w:t>&lt;!DOCTYPE html&gt;</w:t>
+      </w:r>
+      <w:r>
+        <w:rPr>
+          <w:rFonts w:ascii="Courier New" w:hAnsi="Courier New"/>
+          <w:sz w:val="17"/>
+        </w:rPr>
+        <w:br/>
+        <w:t>&lt;html&gt;</w:t>
+      </w:r>
+      <w:r>
+        <w:rPr>
+          <w:rFonts w:ascii="Courier New" w:hAnsi="Courier New"/>
+          <w:sz w:val="17"/>
+        </w:rPr>
+        <w:br/>
+        <w:t>&lt;head&gt;</w:t>
+      </w:r>
+      <w:r>
+        <w:rPr>
+          <w:rFonts w:ascii="Courier New" w:hAnsi="Courier New"/>
+          <w:sz w:val="17"/>
+        </w:rPr>
+        <w:br/>
+        <w:t xml:space="preserve">  &lt;title&gt;Student Form&lt;/title&gt;</w:t>
+      </w:r>
+      <w:r>
+        <w:rPr>
+          <w:rFonts w:ascii="Courier New" w:hAnsi="Courier New"/>
+          <w:sz w:val="17"/>
+        </w:rPr>
+        <w:br/>
+        <w:t>&lt;/head&gt;</w:t>
+      </w:r>
+      <w:r>
+        <w:rPr>
+          <w:rFonts w:ascii="Courier New" w:hAnsi="Courier New"/>
+          <w:sz w:val="17"/>
+        </w:rPr>
+        <w:br/>
+        <w:t>&lt;body&gt;</w:t>
+      </w:r>
+      <w:r>
+        <w:rPr>
+          <w:rFonts w:ascii="Courier New" w:hAnsi="Courier New"/>
+          <w:sz w:val="17"/>
+        </w:rPr>
+        <w:br/>
+      </w:r>
+      <w:r>
+        <w:rPr>
+          <w:rFonts w:ascii="Courier New" w:hAnsi="Courier New"/>
+          <w:sz w:val="17"/>
+        </w:rPr>
+        <w:br/>
+        <w:t xml:space="preserve">  &lt;h1&gt;Student Registration&lt;/h1&gt;</w:t>
+      </w:r>
+      <w:r>
+        <w:rPr>
+          <w:rFonts w:ascii="Courier New" w:hAnsi="Courier New"/>
+          <w:sz w:val="17"/>
+        </w:rPr>
+        <w:br/>
+      </w:r>
+      <w:r>
+        <w:rPr>
+          <w:rFonts w:ascii="Courier New" w:hAnsi="Courier New"/>
+          <w:sz w:val="17"/>
+        </w:rPr>
+        <w:br/>
+        <w:t xml:space="preserve">  &lt;form action="/action.php"&gt;</w:t>
+      </w:r>
+      <w:r>
+        <w:rPr>
+          <w:rFonts w:ascii="Courier New" w:hAnsi="Courier New"/>
+          <w:sz w:val="17"/>
+        </w:rPr>
+        <w:br/>
+      </w:r>
+      <w:r>
+        <w:rPr>
+          <w:rFonts w:ascii="Courier New" w:hAnsi="Courier New"/>
+          <w:sz w:val="17"/>
+        </w:rPr>
+        <w:br/>
+        <w:t xml:space="preserve">    &lt;label for="name"&gt;Name:&lt;/label&gt;</w:t>
+      </w:r>
+      <w:r>
+        <w:rPr>
+          <w:rFonts w:ascii="Courier New" w:hAnsi="Courier New"/>
+          <w:sz w:val="17"/>
+        </w:rPr>
+        <w:br/>
+        <w:t xml:space="preserve">    &lt;input type="text" id="name" name="name"</w:t>
+      </w:r>
+      <w:r>
+        <w:rPr>
+          <w:rFonts w:ascii="Courier New" w:hAnsi="Courier New"/>
+          <w:sz w:val="17"/>
+        </w:rPr>
+        <w:br/>
+        <w:t xml:space="preserve">           placeholder="Enter your name"&gt;</w:t>
+      </w:r>
+      <w:r>
+        <w:rPr>
+          <w:rFonts w:ascii="Courier New" w:hAnsi="Courier New"/>
+          <w:sz w:val="17"/>
+        </w:rPr>
+        <w:br/>
+      </w:r>
+      <w:r>
+        <w:rPr>
+          <w:rFonts w:ascii="Courier New" w:hAnsi="Courier New"/>
+          <w:sz w:val="17"/>
+        </w:rPr>
+        <w:br/>
+        <w:t xml:space="preserve">    &lt;br&gt;&lt;br&gt;</w:t>
+      </w:r>
+      <w:r>
+        <w:rPr>
+          <w:rFonts w:ascii="Courier New" w:hAnsi="Courier New"/>
+          <w:sz w:val="17"/>
+        </w:rPr>
+        <w:br/>
+      </w:r>
+      <w:r>
+        <w:rPr>
+          <w:rFonts w:ascii="Courier New" w:hAnsi="Courier New"/>
+          <w:sz w:val="17"/>
+        </w:rPr>
+        <w:br/>
+        <w:t xml:space="preserve">    &lt;label for="city"&gt;City:&lt;/label&gt;</w:t>
+      </w:r>
+      <w:r>
+        <w:rPr>
+          <w:rFonts w:ascii="Courier New" w:hAnsi="Courier New"/>
+          <w:sz w:val="17"/>
+        </w:rPr>
+        <w:br/>
+        <w:t xml:space="preserve">    &lt;select id="city" name="city"&gt;</w:t>
+      </w:r>
+      <w:r>
+        <w:rPr>
+          <w:rFonts w:ascii="Courier New" w:hAnsi="Courier New"/>
+          <w:sz w:val="17"/>
+        </w:rPr>
+        <w:br/>
+        <w:t xml:space="preserve">      &lt;option value="Kathmandu"&gt;Kathmandu&lt;/option&gt;</w:t>
+      </w:r>
+      <w:r>
+        <w:rPr>
+          <w:rFonts w:ascii="Courier New" w:hAnsi="Courier New"/>
+          <w:sz w:val="17"/>
+        </w:rPr>
+        <w:br/>
+        <w:t xml:space="preserve">      &lt;option value="Pokhara"&gt;Pokhara&lt;/option&gt;</w:t>
+      </w:r>
+      <w:r>
+        <w:rPr>
+          <w:rFonts w:ascii="Courier New" w:hAnsi="Courier New"/>
+          <w:sz w:val="17"/>
+        </w:rPr>
+        <w:br/>
+        <w:t xml:space="preserve">    &lt;/select&gt;</w:t>
+      </w:r>
+      <w:r>
+        <w:rPr>
+          <w:rFonts w:ascii="Courier New" w:hAnsi="Courier New"/>
+          <w:sz w:val="17"/>
+        </w:rPr>
+        <w:br/>
+      </w:r>
+      <w:r>
+        <w:rPr>
+          <w:rFonts w:ascii="Courier New" w:hAnsi="Courier New"/>
+          <w:sz w:val="17"/>
+        </w:rPr>
+        <w:br/>
+        <w:t xml:space="preserve">    &lt;br&gt;&lt;br&gt;</w:t>
+      </w:r>
+      <w:r>
+        <w:rPr>
+          <w:rFonts w:ascii="Courier New" w:hAnsi="Courier New"/>
+          <w:sz w:val="17"/>
+        </w:rPr>
+        <w:br/>
+      </w:r>
+      <w:r>
+        <w:rPr>
+          <w:rFonts w:ascii="Courier New" w:hAnsi="Courier New"/>
+          <w:sz w:val="17"/>
+        </w:rPr>
+        <w:br/>
+        <w:t xml:space="preserve">    &lt;input type="checkbox" id="html" name="skill" value="html"&gt;</w:t>
+      </w:r>
+      <w:r>
+        <w:rPr>
+          <w:rFonts w:ascii="Courier New" w:hAnsi="Courier New"/>
+          <w:sz w:val="17"/>
+        </w:rPr>
+        <w:br/>
+        <w:t xml:space="preserve">    &lt;label for="html"&gt;HTML&lt;/label&gt;</w:t>
+      </w:r>
+      <w:r>
+        <w:rPr>
+          <w:rFonts w:ascii="Courier New" w:hAnsi="Courier New"/>
+          <w:sz w:val="17"/>
+        </w:rPr>
+        <w:br/>
+      </w:r>
+      <w:r>
+        <w:rPr>
+          <w:rFonts w:ascii="Courier New" w:hAnsi="Courier New"/>
+          <w:sz w:val="17"/>
+        </w:rPr>
+        <w:br/>
+        <w:t xml:space="preserve">    &lt;br&gt;&lt;br&gt;</w:t>
+      </w:r>
+      <w:r>
+        <w:rPr>
+          <w:rFonts w:ascii="Courier New" w:hAnsi="Courier New"/>
+          <w:sz w:val="17"/>
+        </w:rPr>
+        <w:br/>
+      </w:r>
+      <w:r>
+        <w:rPr>
+          <w:rFonts w:ascii="Courier New" w:hAnsi="Courier New"/>
+          <w:sz w:val="17"/>
+        </w:rPr>
+        <w:br/>
+        <w:t xml:space="preserve">    &lt;textarea name="feedback"</w:t>
+      </w:r>
+      <w:r>
+        <w:rPr>
+          <w:rFonts w:ascii="Courier New" w:hAnsi="Courier New"/>
+          <w:sz w:val="17"/>
+        </w:rPr>
+        <w:br/>
+        <w:t xml:space="preserve">              placeholder="Feedback"&gt;&lt;/textarea&gt;</w:t>
+      </w:r>
+      <w:r>
+        <w:rPr>
+          <w:rFonts w:ascii="Courier New" w:hAnsi="Courier New"/>
+          <w:sz w:val="17"/>
+        </w:rPr>
+        <w:br/>
+      </w:r>
+      <w:r>
+        <w:rPr>
+          <w:rFonts w:ascii="Courier New" w:hAnsi="Courier New"/>
+          <w:sz w:val="17"/>
+        </w:rPr>
+        <w:br/>
+        <w:t xml:space="preserve">    &lt;br&gt;&lt;br&gt;</w:t>
+      </w:r>
+      <w:r>
+        <w:rPr>
+          <w:rFonts w:ascii="Courier New" w:hAnsi="Courier New"/>
+          <w:sz w:val="17"/>
+        </w:rPr>
+        <w:br/>
+      </w:r>
+      <w:r>
+        <w:rPr>
+          <w:rFonts w:ascii="Courier New" w:hAnsi="Courier New"/>
+          <w:sz w:val="17"/>
+        </w:rPr>
+        <w:br/>
+        <w:t xml:space="preserve">    &lt;button type="submit"&gt;Submit&lt;/button&gt;</w:t>
+      </w:r>
+      <w:r>
+        <w:rPr>
+          <w:rFonts w:ascii="Courier New" w:hAnsi="Courier New"/>
+          <w:sz w:val="17"/>
+        </w:rPr>
+        <w:br/>
+      </w:r>
+      <w:r>
+        <w:rPr>
+          <w:rFonts w:ascii="Courier New" w:hAnsi="Courier New"/>
+          <w:sz w:val="17"/>
+        </w:rPr>
+        <w:br/>
+        <w:t xml:space="preserve">  &lt;/form&gt;</w:t>
+      </w:r>
+      <w:r>
+        <w:rPr>
+          <w:rFonts w:ascii="Courier New" w:hAnsi="Courier New"/>
+          <w:sz w:val="17"/>
+        </w:rPr>
+        <w:br/>
+      </w:r>
+      <w:r>
+        <w:rPr>
+          <w:rFonts w:ascii="Courier New" w:hAnsi="Courier New"/>
+          <w:sz w:val="17"/>
+        </w:rPr>
+        <w:br/>
+        <w:t>&lt;/body&gt;</w:t>
+      </w:r>
+      <w:r>
+        <w:rPr>
+          <w:rFonts w:ascii="Courier New" w:hAnsi="Courier New"/>
+          <w:sz w:val="17"/>
+        </w:rPr>
+        <w:br/>
+        <w:t>&lt;/html&gt;</w:t>
       </w:r>
     </w:p>
     <w:p>
       <w:pPr>
         <w:pStyle w:val="Heading1"/>
-      </w:pPr>
-      <w:r>
-        <w:t>10. Table — Basic Interview Example</w:t>
-      </w:r>
-    </w:p>
-    <w:p>
-      <w:pPr>
-        <w:spacing w:after="80"/>
+        <w:spacing w:line="240" w:lineRule="auto"/>
+      </w:pPr>
+      <w:r>
+        <w:lastRenderedPageBreak/>
+        <w:t>21. Final Memory Map</w:t>
+      </w:r>
+    </w:p>
+    <w:p>
+      <w:pPr>
+        <w:spacing w:after="60" w:line="240" w:lineRule="auto"/>
+      </w:pPr>
+      <w:r>
+        <w:t>Think of HTML in this order:</w:t>
+      </w:r>
+    </w:p>
+    <w:p>
+      <w:pPr>
+        <w:spacing w:after="80" w:line="240" w:lineRule="auto"/>
         <w:ind w:left="288"/>
       </w:pPr>
       <w:r>
@@ -2801,1312 +4110,6 @@
           <w:rFonts w:ascii="Courier New" w:hAnsi="Courier New"/>
           <w:sz w:val="17"/>
         </w:rPr>
-        <w:t>&lt;table&gt;</w:t>
-      </w:r>
-      <w:r>
-        <w:rPr>
-          <w:rFonts w:ascii="Courier New" w:hAnsi="Courier New"/>
-          <w:sz w:val="17"/>
-        </w:rPr>
-        <w:br/>
-        <w:t xml:space="preserve">  &lt;caption&gt;Student Data&lt;/caption&gt;</w:t>
-      </w:r>
-      <w:r>
-        <w:rPr>
-          <w:rFonts w:ascii="Courier New" w:hAnsi="Courier New"/>
-          <w:sz w:val="17"/>
-        </w:rPr>
-        <w:br/>
-      </w:r>
-      <w:r>
-        <w:rPr>
-          <w:rFonts w:ascii="Courier New" w:hAnsi="Courier New"/>
-          <w:sz w:val="17"/>
-        </w:rPr>
-        <w:br/>
-        <w:t xml:space="preserve">  &lt;thead&gt;</w:t>
-      </w:r>
-      <w:r>
-        <w:rPr>
-          <w:rFonts w:ascii="Courier New" w:hAnsi="Courier New"/>
-          <w:sz w:val="17"/>
-        </w:rPr>
-        <w:br/>
-        <w:t xml:space="preserve">    &lt;tr&gt;</w:t>
-      </w:r>
-      <w:r>
-        <w:rPr>
-          <w:rFonts w:ascii="Courier New" w:hAnsi="Courier New"/>
-          <w:sz w:val="17"/>
-        </w:rPr>
-        <w:br/>
-        <w:t xml:space="preserve">      &lt;th&gt;Name&lt;/th&gt;</w:t>
-      </w:r>
-      <w:r>
-        <w:rPr>
-          <w:rFonts w:ascii="Courier New" w:hAnsi="Courier New"/>
-          <w:sz w:val="17"/>
-        </w:rPr>
-        <w:br/>
-        <w:t xml:space="preserve">      &lt;th&gt;Roll No&lt;/th&gt;</w:t>
-      </w:r>
-      <w:r>
-        <w:rPr>
-          <w:rFonts w:ascii="Courier New" w:hAnsi="Courier New"/>
-          <w:sz w:val="17"/>
-        </w:rPr>
-        <w:br/>
-        <w:t xml:space="preserve">    &lt;/tr&gt;</w:t>
-      </w:r>
-      <w:r>
-        <w:rPr>
-          <w:rFonts w:ascii="Courier New" w:hAnsi="Courier New"/>
-          <w:sz w:val="17"/>
-        </w:rPr>
-        <w:br/>
-        <w:t xml:space="preserve">  &lt;/thead&gt;</w:t>
-      </w:r>
-      <w:r>
-        <w:rPr>
-          <w:rFonts w:ascii="Courier New" w:hAnsi="Courier New"/>
-          <w:sz w:val="17"/>
-        </w:rPr>
-        <w:br/>
-      </w:r>
-      <w:r>
-        <w:rPr>
-          <w:rFonts w:ascii="Courier New" w:hAnsi="Courier New"/>
-          <w:sz w:val="17"/>
-        </w:rPr>
-        <w:br/>
-        <w:t xml:space="preserve">  &lt;tbody&gt;</w:t>
-      </w:r>
-      <w:r>
-        <w:rPr>
-          <w:rFonts w:ascii="Courier New" w:hAnsi="Courier New"/>
-          <w:sz w:val="17"/>
-        </w:rPr>
-        <w:br/>
-        <w:t xml:space="preserve">    &lt;tr&gt;</w:t>
-      </w:r>
-      <w:r>
-        <w:rPr>
-          <w:rFonts w:ascii="Courier New" w:hAnsi="Courier New"/>
-          <w:sz w:val="17"/>
-        </w:rPr>
-        <w:br/>
-      </w:r>
-      <w:r>
-        <w:rPr>
-          <w:rFonts w:ascii="Courier New" w:hAnsi="Courier New"/>
-          <w:sz w:val="17"/>
-        </w:rPr>
-        <w:lastRenderedPageBreak/>
-        <w:t xml:space="preserve">      &lt;td&gt;Ram&lt;/td&gt;</w:t>
-      </w:r>
-      <w:r>
-        <w:rPr>
-          <w:rFonts w:ascii="Courier New" w:hAnsi="Courier New"/>
-          <w:sz w:val="17"/>
-        </w:rPr>
-        <w:br/>
-        <w:t xml:space="preserve">      &lt;td&gt;101&lt;/td&gt;</w:t>
-      </w:r>
-      <w:r>
-        <w:rPr>
-          <w:rFonts w:ascii="Courier New" w:hAnsi="Courier New"/>
-          <w:sz w:val="17"/>
-        </w:rPr>
-        <w:br/>
-        <w:t xml:space="preserve">    &lt;/tr&gt;</w:t>
-      </w:r>
-      <w:r>
-        <w:rPr>
-          <w:rFonts w:ascii="Courier New" w:hAnsi="Courier New"/>
-          <w:sz w:val="17"/>
-        </w:rPr>
-        <w:br/>
-        <w:t xml:space="preserve">    &lt;tr&gt;</w:t>
-      </w:r>
-      <w:r>
-        <w:rPr>
-          <w:rFonts w:ascii="Courier New" w:hAnsi="Courier New"/>
-          <w:sz w:val="17"/>
-        </w:rPr>
-        <w:br/>
-        <w:t xml:space="preserve">      &lt;td&gt;Shyam&lt;/td&gt;</w:t>
-      </w:r>
-      <w:r>
-        <w:rPr>
-          <w:rFonts w:ascii="Courier New" w:hAnsi="Courier New"/>
-          <w:sz w:val="17"/>
-        </w:rPr>
-        <w:br/>
-        <w:t xml:space="preserve">      &lt;td&gt;102&lt;/td&gt;</w:t>
-      </w:r>
-      <w:r>
-        <w:rPr>
-          <w:rFonts w:ascii="Courier New" w:hAnsi="Courier New"/>
-          <w:sz w:val="17"/>
-        </w:rPr>
-        <w:br/>
-        <w:t xml:space="preserve">    &lt;/tr&gt;</w:t>
-      </w:r>
-      <w:r>
-        <w:rPr>
-          <w:rFonts w:ascii="Courier New" w:hAnsi="Courier New"/>
-          <w:sz w:val="17"/>
-        </w:rPr>
-        <w:br/>
-        <w:t xml:space="preserve">  &lt;/tbody&gt;</w:t>
-      </w:r>
-      <w:r>
-        <w:rPr>
-          <w:rFonts w:ascii="Courier New" w:hAnsi="Courier New"/>
-          <w:sz w:val="17"/>
-        </w:rPr>
-        <w:br/>
-        <w:t>&lt;/table&gt;</w:t>
-      </w:r>
-    </w:p>
-    <w:p>
-      <w:pPr>
-        <w:spacing w:after="60"/>
-      </w:pPr>
-      <w:r>
-        <w:t>Memory: table → tr → th/td. thead = header section; tbody = body section.</w:t>
-      </w:r>
-    </w:p>
-    <w:p>
-      <w:pPr>
-        <w:pStyle w:val="Heading1"/>
-      </w:pPr>
-      <w:r>
-        <w:t>11. colspan — Easy Example</w:t>
-      </w:r>
-    </w:p>
-    <w:p>
-      <w:pPr>
-        <w:spacing w:after="80"/>
-        <w:ind w:left="288"/>
-      </w:pPr>
-      <w:r>
-        <w:rPr>
-          <w:rFonts w:ascii="Courier New" w:hAnsi="Courier New"/>
-          <w:sz w:val="17"/>
-        </w:rPr>
-        <w:t>&lt;table&gt;</w:t>
-      </w:r>
-      <w:r>
-        <w:rPr>
-          <w:rFonts w:ascii="Courier New" w:hAnsi="Courier New"/>
-          <w:sz w:val="17"/>
-        </w:rPr>
-        <w:br/>
-        <w:t xml:space="preserve">  &lt;tr&gt;</w:t>
-      </w:r>
-      <w:r>
-        <w:rPr>
-          <w:rFonts w:ascii="Courier New" w:hAnsi="Courier New"/>
-          <w:sz w:val="17"/>
-        </w:rPr>
-        <w:br/>
-        <w:t xml:space="preserve">    &lt;th colspan="2"&gt;Student Data&lt;/th&gt;</w:t>
-      </w:r>
-      <w:r>
-        <w:rPr>
-          <w:rFonts w:ascii="Courier New" w:hAnsi="Courier New"/>
-          <w:sz w:val="17"/>
-        </w:rPr>
-        <w:br/>
-        <w:t xml:space="preserve">  &lt;/tr&gt;</w:t>
-      </w:r>
-      <w:r>
-        <w:rPr>
-          <w:rFonts w:ascii="Courier New" w:hAnsi="Courier New"/>
-          <w:sz w:val="17"/>
-        </w:rPr>
-        <w:br/>
-        <w:t xml:space="preserve">  &lt;tr&gt;</w:t>
-      </w:r>
-      <w:r>
-        <w:rPr>
-          <w:rFonts w:ascii="Courier New" w:hAnsi="Courier New"/>
-          <w:sz w:val="17"/>
-        </w:rPr>
-        <w:br/>
-        <w:t xml:space="preserve">    &lt;td&gt;Ram&lt;/td&gt;</w:t>
-      </w:r>
-      <w:r>
-        <w:rPr>
-          <w:rFonts w:ascii="Courier New" w:hAnsi="Courier New"/>
-          <w:sz w:val="17"/>
-        </w:rPr>
-        <w:br/>
-        <w:t xml:space="preserve">    &lt;td&gt;101&lt;/td&gt;</w:t>
-      </w:r>
-      <w:r>
-        <w:rPr>
-          <w:rFonts w:ascii="Courier New" w:hAnsi="Courier New"/>
-          <w:sz w:val="17"/>
-        </w:rPr>
-        <w:br/>
-        <w:t xml:space="preserve">  &lt;/tr&gt;</w:t>
-      </w:r>
-      <w:r>
-        <w:rPr>
-          <w:rFonts w:ascii="Courier New" w:hAnsi="Courier New"/>
-          <w:sz w:val="17"/>
-        </w:rPr>
-        <w:br/>
-        <w:t>&lt;/table&gt;</w:t>
-      </w:r>
-    </w:p>
-    <w:p>
-      <w:pPr>
-        <w:spacing w:after="60"/>
-      </w:pPr>
-      <w:r>
-        <w:t>colspan="2" means the cell spans across 2 columns.</w:t>
-      </w:r>
-    </w:p>
-    <w:p>
-      <w:pPr>
-        <w:pStyle w:val="Heading1"/>
-      </w:pPr>
-      <w:r>
-        <w:t>12. Form — Very Important</w:t>
-      </w:r>
-      <w:r>
-        <w:t>: collect data from user</w:t>
-      </w:r>
-    </w:p>
-    <w:p>
-      <w:pPr>
-        <w:spacing w:after="80"/>
-        <w:ind w:left="288"/>
-      </w:pPr>
-      <w:r>
-        <w:rPr>
-          <w:rFonts w:ascii="Courier New" w:hAnsi="Courier New"/>
-          <w:sz w:val="17"/>
-        </w:rPr>
-        <w:t>&lt;form action="/action.php"&gt;</w:t>
-      </w:r>
-      <w:r>
-        <w:rPr>
-          <w:rFonts w:ascii="Courier New" w:hAnsi="Courier New"/>
-          <w:sz w:val="17"/>
-        </w:rPr>
-        <w:br/>
-      </w:r>
-      <w:r>
-        <w:rPr>
-          <w:rFonts w:ascii="Courier New" w:hAnsi="Courier New"/>
-          <w:sz w:val="17"/>
-        </w:rPr>
-        <w:br/>
-        <w:t xml:space="preserve">  &lt;label for="name"&gt;Name:&lt;/label&gt;</w:t>
-      </w:r>
-      <w:r>
-        <w:rPr>
-          <w:rFonts w:ascii="Courier New" w:hAnsi="Courier New"/>
-          <w:sz w:val="17"/>
-        </w:rPr>
-        <w:br/>
-        <w:t xml:space="preserve">  &lt;input type="text" id="name" name="name"</w:t>
-      </w:r>
-      <w:r>
-        <w:rPr>
-          <w:rFonts w:ascii="Courier New" w:hAnsi="Courier New"/>
-          <w:sz w:val="17"/>
-        </w:rPr>
-        <w:br/>
-        <w:t xml:space="preserve">         placeholder="Enter Name"&gt;</w:t>
-      </w:r>
-      <w:r>
-        <w:rPr>
-          <w:rFonts w:ascii="Courier New" w:hAnsi="Courier New"/>
-          <w:sz w:val="17"/>
-        </w:rPr>
-        <w:br/>
-      </w:r>
-      <w:r>
-        <w:rPr>
-          <w:rFonts w:ascii="Courier New" w:hAnsi="Courier New"/>
-          <w:sz w:val="17"/>
-        </w:rPr>
-        <w:br/>
-        <w:t xml:space="preserve">  &lt;br&gt;</w:t>
-      </w:r>
-      <w:r>
-        <w:rPr>
-          <w:rFonts w:ascii="Courier New" w:hAnsi="Courier New"/>
-          <w:sz w:val="17"/>
-        </w:rPr>
-        <w:br/>
-      </w:r>
-      <w:r>
-        <w:rPr>
-          <w:rFonts w:ascii="Courier New" w:hAnsi="Courier New"/>
-          <w:sz w:val="17"/>
-        </w:rPr>
-        <w:br/>
-        <w:t xml:space="preserve">  &lt;label for="email"&gt;Email:&lt;/label&gt;</w:t>
-      </w:r>
-      <w:r>
-        <w:rPr>
-          <w:rFonts w:ascii="Courier New" w:hAnsi="Courier New"/>
-          <w:sz w:val="17"/>
-        </w:rPr>
-        <w:br/>
-        <w:t xml:space="preserve">  &lt;input type="text" id="email" name="email"</w:t>
-      </w:r>
-      <w:r>
-        <w:rPr>
-          <w:rFonts w:ascii="Courier New" w:hAnsi="Courier New"/>
-          <w:sz w:val="17"/>
-        </w:rPr>
-        <w:br/>
-        <w:t xml:space="preserve">         placeholder="Enter Email"&gt;</w:t>
-      </w:r>
-      <w:r>
-        <w:rPr>
-          <w:rFonts w:ascii="Courier New" w:hAnsi="Courier New"/>
-          <w:sz w:val="17"/>
-        </w:rPr>
-        <w:br/>
-      </w:r>
-      <w:r>
-        <w:rPr>
-          <w:rFonts w:ascii="Courier New" w:hAnsi="Courier New"/>
-          <w:sz w:val="17"/>
-        </w:rPr>
-        <w:br/>
-        <w:t xml:space="preserve">  &lt;br&gt;</w:t>
-      </w:r>
-      <w:r>
-        <w:rPr>
-          <w:rFonts w:ascii="Courier New" w:hAnsi="Courier New"/>
-          <w:sz w:val="17"/>
-        </w:rPr>
-        <w:br/>
-      </w:r>
-      <w:r>
-        <w:rPr>
-          <w:rFonts w:ascii="Courier New" w:hAnsi="Courier New"/>
-          <w:sz w:val="17"/>
-        </w:rPr>
-        <w:br/>
-        <w:t xml:space="preserve">  &lt;button type="submit"&gt;Submit&lt;/button&gt;</w:t>
-      </w:r>
-      <w:r>
-        <w:rPr>
-          <w:rFonts w:ascii="Courier New" w:hAnsi="Courier New"/>
-          <w:sz w:val="17"/>
-        </w:rPr>
-        <w:br/>
-      </w:r>
-      <w:r>
-        <w:rPr>
-          <w:rFonts w:ascii="Courier New" w:hAnsi="Courier New"/>
-          <w:sz w:val="17"/>
-        </w:rPr>
-        <w:br/>
-        <w:t>&lt;/form&gt;</w:t>
-      </w:r>
-    </w:p>
-    <w:p>
-      <w:pPr>
-        <w:spacing w:after="60"/>
-      </w:pPr>
-      <w:r>
-        <w:t>Memory: form collects data; action tells where/what happens when the form is submitted.</w:t>
-      </w:r>
-    </w:p>
-    <w:p>
-      <w:pPr>
-        <w:pStyle w:val="Heading1"/>
-      </w:pPr>
-      <w:r>
-        <w:t>13. Radio Buttons</w:t>
-      </w:r>
-    </w:p>
-    <w:p>
-      <w:pPr>
-        <w:spacing w:after="80"/>
-        <w:ind w:left="288"/>
-      </w:pPr>
-      <w:r>
-        <w:rPr>
-          <w:rFonts w:ascii="Courier New" w:hAnsi="Courier New"/>
-          <w:sz w:val="17"/>
-        </w:rPr>
-        <w:t>&lt;input type="radio" id="male" name="gender" value="male"&gt;</w:t>
-      </w:r>
-      <w:r>
-        <w:rPr>
-          <w:rFonts w:ascii="Courier New" w:hAnsi="Courier New"/>
-          <w:sz w:val="17"/>
-        </w:rPr>
-        <w:br/>
-        <w:t>&lt;label for="male"&gt;Male&lt;/label&gt;</w:t>
-      </w:r>
-      <w:r>
-        <w:rPr>
-          <w:rFonts w:ascii="Courier New" w:hAnsi="Courier New"/>
-          <w:sz w:val="17"/>
-        </w:rPr>
-        <w:br/>
-      </w:r>
-      <w:r>
-        <w:rPr>
-          <w:rFonts w:ascii="Courier New" w:hAnsi="Courier New"/>
-          <w:sz w:val="17"/>
-        </w:rPr>
-        <w:br/>
-        <w:t>&lt;input type="radio" id="female" name="gender" value="female"&gt;</w:t>
-      </w:r>
-      <w:r>
-        <w:rPr>
-          <w:rFonts w:ascii="Courier New" w:hAnsi="Courier New"/>
-          <w:sz w:val="17"/>
-        </w:rPr>
-        <w:br/>
-        <w:t>&lt;label for="female"&gt;Female&lt;/label&gt;</w:t>
-      </w:r>
-    </w:p>
-    <w:p>
-      <w:pPr>
-        <w:spacing w:after="60"/>
-      </w:pPr>
-      <w:r>
-        <w:t>Memory: same name groups radio buttons so one choice can be selected.</w:t>
-      </w:r>
-    </w:p>
-    <w:p>
-      <w:pPr>
-        <w:pStyle w:val="Heading1"/>
-      </w:pPr>
-      <w:r>
-        <w:t>14. Checkbox</w:t>
-      </w:r>
-    </w:p>
-    <w:p>
-      <w:pPr>
-        <w:spacing w:after="80"/>
-        <w:ind w:left="288"/>
-      </w:pPr>
-      <w:r>
-        <w:rPr>
-          <w:rFonts w:ascii="Courier New" w:hAnsi="Courier New"/>
-          <w:sz w:val="17"/>
-        </w:rPr>
-        <w:t>&lt;input type="checkbox" id="html" name="skill" value="html"&gt;</w:t>
-      </w:r>
-      <w:r>
-        <w:rPr>
-          <w:rFonts w:ascii="Courier New" w:hAnsi="Courier New"/>
-          <w:sz w:val="17"/>
-        </w:rPr>
-        <w:br/>
-        <w:t>&lt;label for="html"&gt;HTML&lt;/label&gt;</w:t>
-      </w:r>
-      <w:r>
-        <w:rPr>
-          <w:rFonts w:ascii="Courier New" w:hAnsi="Courier New"/>
-          <w:sz w:val="17"/>
-        </w:rPr>
-        <w:br/>
-      </w:r>
-      <w:r>
-        <w:rPr>
-          <w:rFonts w:ascii="Courier New" w:hAnsi="Courier New"/>
-          <w:sz w:val="17"/>
-        </w:rPr>
-        <w:lastRenderedPageBreak/>
-        <w:br/>
-        <w:t>&lt;input type="checkbox" id="css" name="skill" value="css"&gt;</w:t>
-      </w:r>
-      <w:r>
-        <w:rPr>
-          <w:rFonts w:ascii="Courier New" w:hAnsi="Courier New"/>
-          <w:sz w:val="17"/>
-        </w:rPr>
-        <w:br/>
-        <w:t>&lt;label for="css"&gt;CSS&lt;/label&gt;</w:t>
-      </w:r>
-    </w:p>
-    <w:p>
-      <w:pPr>
-        <w:spacing w:after="60"/>
-      </w:pPr>
-      <w:r>
-        <w:t>Checkboxes allow multiple selections.</w:t>
-      </w:r>
-    </w:p>
-    <w:p>
-      <w:pPr>
-        <w:pStyle w:val="Heading1"/>
-      </w:pPr>
-      <w:r>
-        <w:t>15. Textarea</w:t>
-      </w:r>
-    </w:p>
-    <w:p>
-      <w:pPr>
-        <w:spacing w:after="80"/>
-        <w:ind w:left="288"/>
-      </w:pPr>
-      <w:r>
-        <w:rPr>
-          <w:rFonts w:ascii="Courier New" w:hAnsi="Courier New"/>
-          <w:sz w:val="17"/>
-        </w:rPr>
-        <w:t>&lt;label for="feedback"&gt;Feedback:&lt;/label&gt;</w:t>
-      </w:r>
-      <w:r>
-        <w:rPr>
-          <w:rFonts w:ascii="Courier New" w:hAnsi="Courier New"/>
-          <w:sz w:val="17"/>
-        </w:rPr>
-        <w:br/>
-        <w:t>&lt;textarea id="feedback" name="feedback"</w:t>
-      </w:r>
-      <w:r>
-        <w:rPr>
-          <w:rFonts w:ascii="Courier New" w:hAnsi="Courier New"/>
-          <w:sz w:val="17"/>
-        </w:rPr>
-        <w:br/>
-        <w:t xml:space="preserve">          placeholder="Enter feedback"&gt;&lt;/textarea&gt;</w:t>
-      </w:r>
-    </w:p>
-    <w:p>
-      <w:pPr>
-        <w:spacing w:after="60"/>
-      </w:pPr>
-      <w:r>
-        <w:t>Memory: textarea = multi-line text.</w:t>
-      </w:r>
-    </w:p>
-    <w:p>
-      <w:pPr>
-        <w:pStyle w:val="Heading1"/>
-      </w:pPr>
-      <w:r>
-        <w:t>16. Select / Dropdown</w:t>
-      </w:r>
-    </w:p>
-    <w:p>
-      <w:pPr>
-        <w:spacing w:after="80"/>
-        <w:ind w:left="288"/>
-      </w:pPr>
-      <w:r>
-        <w:rPr>
-          <w:rFonts w:ascii="Courier New" w:hAnsi="Courier New"/>
-          <w:sz w:val="17"/>
-        </w:rPr>
-        <w:t>&lt;label for="city"&gt;City:&lt;/label&gt;</w:t>
-      </w:r>
-      <w:r>
-        <w:rPr>
-          <w:rFonts w:ascii="Courier New" w:hAnsi="Courier New"/>
-          <w:sz w:val="17"/>
-        </w:rPr>
-        <w:br/>
-      </w:r>
-      <w:r>
-        <w:rPr>
-          <w:rFonts w:ascii="Courier New" w:hAnsi="Courier New"/>
-          <w:sz w:val="17"/>
-        </w:rPr>
-        <w:br/>
-        <w:t>&lt;select name="city" id="city"&gt;</w:t>
-      </w:r>
-      <w:r>
-        <w:rPr>
-          <w:rFonts w:ascii="Courier New" w:hAnsi="Courier New"/>
-          <w:sz w:val="17"/>
-        </w:rPr>
-        <w:br/>
-        <w:t xml:space="preserve">  &lt;option value="Kathmandu"&gt;Kathmandu&lt;/option&gt;</w:t>
-      </w:r>
-      <w:r>
-        <w:rPr>
-          <w:rFonts w:ascii="Courier New" w:hAnsi="Courier New"/>
-          <w:sz w:val="17"/>
-        </w:rPr>
-        <w:br/>
-        <w:t xml:space="preserve">  &lt;option value="Pokhara"&gt;Pokhara&lt;/option&gt;</w:t>
-      </w:r>
-      <w:r>
-        <w:rPr>
-          <w:rFonts w:ascii="Courier New" w:hAnsi="Courier New"/>
-          <w:sz w:val="17"/>
-        </w:rPr>
-        <w:br/>
-        <w:t xml:space="preserve">  &lt;option value="Lalitpur"&gt;Lalitpur&lt;/option&gt;</w:t>
-      </w:r>
-      <w:r>
-        <w:rPr>
-          <w:rFonts w:ascii="Courier New" w:hAnsi="Courier New"/>
-          <w:sz w:val="17"/>
-        </w:rPr>
-        <w:br/>
-        <w:t>&lt;/select&gt;</w:t>
-      </w:r>
-    </w:p>
-    <w:p>
-      <w:pPr>
-        <w:spacing w:after="60"/>
-      </w:pPr>
-      <w:r>
-        <w:t>Memory: select = dropdown; option = item inside dropdown.</w:t>
-      </w:r>
-    </w:p>
-    <w:p>
-      <w:pPr>
-        <w:pStyle w:val="Heading1"/>
-      </w:pPr>
-      <w:r>
-        <w:t>17. id and class</w:t>
-      </w:r>
-    </w:p>
-    <w:p>
-      <w:pPr>
-        <w:spacing w:after="80"/>
-        <w:ind w:left="288"/>
-      </w:pPr>
-      <w:r>
-        <w:rPr>
-          <w:rFonts w:ascii="Courier New" w:hAnsi="Courier New"/>
-          <w:sz w:val="17"/>
-        </w:rPr>
-        <w:t>&lt;div id="header" class="container"&gt;</w:t>
-      </w:r>
-      <w:r>
-        <w:rPr>
-          <w:rFonts w:ascii="Courier New" w:hAnsi="Courier New"/>
-          <w:sz w:val="17"/>
-        </w:rPr>
-        <w:br/>
-        <w:t xml:space="preserve">  &lt;p&gt;Hello&lt;/p&gt;</w:t>
-      </w:r>
-      <w:r>
-        <w:rPr>
-          <w:rFonts w:ascii="Courier New" w:hAnsi="Courier New"/>
-          <w:sz w:val="17"/>
-        </w:rPr>
-        <w:br/>
-        <w:t>&lt;/div&gt;</w:t>
-      </w:r>
-      <w:r>
-        <w:rPr>
-          <w:rFonts w:ascii="Courier New" w:hAnsi="Courier New"/>
-          <w:sz w:val="17"/>
-        </w:rPr>
-        <w:br/>
-      </w:r>
-      <w:r>
-        <w:rPr>
-          <w:rFonts w:ascii="Courier New" w:hAnsi="Courier New"/>
-          <w:sz w:val="17"/>
-        </w:rPr>
-        <w:br/>
-        <w:t>&lt;div class="container"&gt;</w:t>
-      </w:r>
-      <w:r>
-        <w:rPr>
-          <w:rFonts w:ascii="Courier New" w:hAnsi="Courier New"/>
-          <w:sz w:val="17"/>
-        </w:rPr>
-        <w:br/>
-        <w:t xml:space="preserve">  &lt;p&gt;World&lt;/p&gt;</w:t>
-      </w:r>
-      <w:r>
-        <w:rPr>
-          <w:rFonts w:ascii="Courier New" w:hAnsi="Courier New"/>
-          <w:sz w:val="17"/>
-        </w:rPr>
-        <w:br/>
-        <w:t>&lt;/div&gt;</w:t>
-      </w:r>
-    </w:p>
-    <w:p>
-      <w:pPr>
-        <w:spacing w:after="60"/>
-      </w:pPr>
-      <w:r>
-        <w:t>Memory: id identifies one element; class can be shared by multiple elements.</w:t>
-      </w:r>
-    </w:p>
-    <w:p>
-      <w:pPr>
-        <w:pStyle w:val="Heading1"/>
-      </w:pPr>
-      <w:r>
-        <w:t>18. iframe</w:t>
-      </w:r>
-    </w:p>
-    <w:p>
-      <w:pPr>
-        <w:spacing w:after="80"/>
-        <w:ind w:left="288"/>
-      </w:pPr>
-      <w:r>
-        <w:rPr>
-          <w:rFonts w:ascii="Courier New" w:hAnsi="Courier New"/>
-          <w:sz w:val="17"/>
-        </w:rPr>
-        <w:t>&lt;iframe src="https://example.com"&gt;&lt;/iframe&gt;</w:t>
-      </w:r>
-    </w:p>
-    <w:p>
-      <w:pPr>
-        <w:spacing w:after="60"/>
-      </w:pPr>
-      <w:r>
-        <w:t>Memory: iframe = website/page inside another website.</w:t>
-      </w:r>
-    </w:p>
-    <w:p>
-      <w:pPr>
-        <w:pStyle w:val="Heading1"/>
-      </w:pPr>
-      <w:r>
-        <w:t>19. Video</w:t>
-      </w:r>
-    </w:p>
-    <w:p>
-      <w:pPr>
-        <w:spacing w:after="80"/>
-        <w:ind w:left="288"/>
-        <w:rPr>
-          <w:rFonts w:ascii="Courier New" w:hAnsi="Courier New"/>
-          <w:sz w:val="17"/>
-        </w:rPr>
-      </w:pPr>
-      <w:r>
-        <w:rPr>
-          <w:rFonts w:ascii="Courier New" w:hAnsi="Courier New"/>
-          <w:sz w:val="17"/>
-        </w:rPr>
-        <w:t>&lt;video src="myVid.mp4" controls width="500"&gt;</w:t>
-      </w:r>
-      <w:r>
-        <w:rPr>
-          <w:rFonts w:ascii="Courier New" w:hAnsi="Courier New"/>
-          <w:sz w:val="17"/>
-        </w:rPr>
-        <w:br/>
-        <w:t xml:space="preserve">  Your browser does not support video.</w:t>
-      </w:r>
-      <w:r>
-        <w:rPr>
-          <w:rFonts w:ascii="Courier New" w:hAnsi="Courier New"/>
-          <w:sz w:val="17"/>
-        </w:rPr>
-        <w:br/>
-        <w:t>&lt;/video&gt;</w:t>
-      </w:r>
-    </w:p>
-    <w:p>
-      <w:pPr>
-        <w:spacing w:after="80"/>
-        <w:ind w:left="288"/>
-      </w:pPr>
-    </w:p>
-    <w:p>
-      <w:pPr>
-        <w:spacing w:after="80"/>
-        <w:ind w:left="288"/>
-      </w:pPr>
-      <w:proofErr w:type="gramStart"/>
-      <w:r>
-        <w:t>&lt;!--</w:t>
-      </w:r>
-      <w:proofErr w:type="gramEnd"/>
-      <w:r>
-        <w:t xml:space="preserve"> Video --&gt;</w:t>
-      </w:r>
-    </w:p>
-    <w:p>
-      <w:pPr>
-        <w:spacing w:after="80"/>
-        <w:ind w:left="288"/>
-      </w:pPr>
-      <w:r>
-        <w:t xml:space="preserve">&lt;video </w:t>
-      </w:r>
-    </w:p>
-    <w:p>
-      <w:pPr>
-        <w:spacing w:after="80"/>
-        <w:ind w:left="288"/>
-      </w:pPr>
-      <w:r>
-        <w:t xml:space="preserve">    </w:t>
-      </w:r>
-      <w:proofErr w:type="spellStart"/>
-      <w:r>
-        <w:t>src</w:t>
-      </w:r>
-      <w:proofErr w:type="spellEnd"/>
-      <w:r>
-        <w:t xml:space="preserve">="myVid.mp4" </w:t>
-      </w:r>
-    </w:p>
-    <w:p>
-      <w:pPr>
-        <w:spacing w:after="80"/>
-        <w:ind w:left="288"/>
-      </w:pPr>
-      <w:r>
-        <w:t xml:space="preserve">    controls </w:t>
-      </w:r>
-    </w:p>
-    <w:p>
-      <w:pPr>
-        <w:spacing w:after="80"/>
-        <w:ind w:left="288"/>
-      </w:pPr>
-      <w:r>
-        <w:t xml:space="preserve">    width="500" </w:t>
-      </w:r>
-    </w:p>
-    <w:p>
-      <w:pPr>
-        <w:spacing w:after="80"/>
-        <w:ind w:left="288"/>
-      </w:pPr>
-      <w:r>
-        <w:t xml:space="preserve">    height="300"</w:t>
-      </w:r>
-    </w:p>
-    <w:p>
-      <w:pPr>
-        <w:spacing w:after="80"/>
-        <w:ind w:left="288"/>
-      </w:pPr>
-      <w:r>
-        <w:t xml:space="preserve">    loop</w:t>
-      </w:r>
-    </w:p>
-    <w:p>
-      <w:pPr>
-        <w:spacing w:after="80"/>
-        <w:ind w:left="288"/>
-      </w:pPr>
-      <w:r>
-        <w:lastRenderedPageBreak/>
-        <w:t xml:space="preserve">    autoplay</w:t>
-      </w:r>
-    </w:p>
-    <w:p>
-      <w:pPr>
-        <w:spacing w:after="80"/>
-        <w:ind w:left="288"/>
-      </w:pPr>
-      <w:r>
-        <w:t>&gt;</w:t>
-      </w:r>
-    </w:p>
-    <w:p>
-      <w:pPr>
-        <w:spacing w:after="80"/>
-        <w:ind w:left="288"/>
-      </w:pPr>
-      <w:r>
-        <w:t xml:space="preserve">    Your</w:t>
-      </w:r>
-      <w:r>
-        <w:t xml:space="preserve"> brows</w:t>
-      </w:r>
-      <w:r>
-        <w:t>er does not support video.</w:t>
-      </w:r>
-    </w:p>
-    <w:p>
-      <w:pPr>
-        <w:spacing w:after="80"/>
-        <w:ind w:left="288"/>
-      </w:pPr>
-      <w:r>
-        <w:t>&lt;/video&gt;</w:t>
-      </w:r>
-    </w:p>
-    <w:p>
-      <w:pPr>
-        <w:spacing w:after="60"/>
-      </w:pPr>
-      <w:r>
-        <w:t>Remember these common attributes: controls, height, width, loop, autoplay.</w:t>
-      </w:r>
-    </w:p>
-    <w:p>
-      <w:pPr>
-        <w:pStyle w:val="Heading1"/>
-      </w:pPr>
-      <w:r>
-        <w:t xml:space="preserve">20. Mini Practice — Write This </w:t>
-      </w:r>
-      <w:proofErr w:type="gramStart"/>
-      <w:r>
-        <w:t>From</w:t>
-      </w:r>
-      <w:proofErr w:type="gramEnd"/>
-      <w:r>
-        <w:t xml:space="preserve"> Memory</w:t>
-      </w:r>
-    </w:p>
-    <w:p>
-      <w:pPr>
-        <w:spacing w:after="80"/>
-        <w:ind w:left="288"/>
-      </w:pPr>
-      <w:r>
-        <w:rPr>
-          <w:rFonts w:ascii="Courier New" w:hAnsi="Courier New"/>
-          <w:sz w:val="17"/>
-        </w:rPr>
-        <w:t>&lt;!DOCTYPE html&gt;</w:t>
-      </w:r>
-      <w:r>
-        <w:rPr>
-          <w:rFonts w:ascii="Courier New" w:hAnsi="Courier New"/>
-          <w:sz w:val="17"/>
-        </w:rPr>
-        <w:br/>
-        <w:t>&lt;html&gt;</w:t>
-      </w:r>
-      <w:r>
-        <w:rPr>
-          <w:rFonts w:ascii="Courier New" w:hAnsi="Courier New"/>
-          <w:sz w:val="17"/>
-        </w:rPr>
-        <w:br/>
-        <w:t>&lt;head&gt;</w:t>
-      </w:r>
-      <w:r>
-        <w:rPr>
-          <w:rFonts w:ascii="Courier New" w:hAnsi="Courier New"/>
-          <w:sz w:val="17"/>
-        </w:rPr>
-        <w:br/>
-        <w:t xml:space="preserve">  &lt;title&gt;Student Form&lt;/title&gt;</w:t>
-      </w:r>
-      <w:r>
-        <w:rPr>
-          <w:rFonts w:ascii="Courier New" w:hAnsi="Courier New"/>
-          <w:sz w:val="17"/>
-        </w:rPr>
-        <w:br/>
-        <w:t>&lt;/head&gt;</w:t>
-      </w:r>
-      <w:r>
-        <w:rPr>
-          <w:rFonts w:ascii="Courier New" w:hAnsi="Courier New"/>
-          <w:sz w:val="17"/>
-        </w:rPr>
-        <w:br/>
-        <w:t>&lt;body&gt;</w:t>
-      </w:r>
-      <w:r>
-        <w:rPr>
-          <w:rFonts w:ascii="Courier New" w:hAnsi="Courier New"/>
-          <w:sz w:val="17"/>
-        </w:rPr>
-        <w:br/>
-      </w:r>
-      <w:r>
-        <w:rPr>
-          <w:rFonts w:ascii="Courier New" w:hAnsi="Courier New"/>
-          <w:sz w:val="17"/>
-        </w:rPr>
-        <w:br/>
-        <w:t xml:space="preserve">  &lt;h1&gt;Student Registration&lt;/h1&gt;</w:t>
-      </w:r>
-      <w:r>
-        <w:rPr>
-          <w:rFonts w:ascii="Courier New" w:hAnsi="Courier New"/>
-          <w:sz w:val="17"/>
-        </w:rPr>
-        <w:br/>
-      </w:r>
-      <w:r>
-        <w:rPr>
-          <w:rFonts w:ascii="Courier New" w:hAnsi="Courier New"/>
-          <w:sz w:val="17"/>
-        </w:rPr>
-        <w:br/>
-        <w:t xml:space="preserve">  &lt;form action="/action.php"&gt;</w:t>
-      </w:r>
-      <w:r>
-        <w:rPr>
-          <w:rFonts w:ascii="Courier New" w:hAnsi="Courier New"/>
-          <w:sz w:val="17"/>
-        </w:rPr>
-        <w:br/>
-      </w:r>
-      <w:r>
-        <w:rPr>
-          <w:rFonts w:ascii="Courier New" w:hAnsi="Courier New"/>
-          <w:sz w:val="17"/>
-        </w:rPr>
-        <w:br/>
-        <w:t xml:space="preserve">    &lt;label for="name"&gt;Name:&lt;/label&gt;</w:t>
-      </w:r>
-      <w:r>
-        <w:rPr>
-          <w:rFonts w:ascii="Courier New" w:hAnsi="Courier New"/>
-          <w:sz w:val="17"/>
-        </w:rPr>
-        <w:br/>
-        <w:t xml:space="preserve">    &lt;input type="text" id="name" name="name"</w:t>
-      </w:r>
-      <w:r>
-        <w:rPr>
-          <w:rFonts w:ascii="Courier New" w:hAnsi="Courier New"/>
-          <w:sz w:val="17"/>
-        </w:rPr>
-        <w:br/>
-        <w:t xml:space="preserve">           placeholder="Enter your name"&gt;</w:t>
-      </w:r>
-      <w:r>
-        <w:rPr>
-          <w:rFonts w:ascii="Courier New" w:hAnsi="Courier New"/>
-          <w:sz w:val="17"/>
-        </w:rPr>
-        <w:br/>
-      </w:r>
-      <w:r>
-        <w:rPr>
-          <w:rFonts w:ascii="Courier New" w:hAnsi="Courier New"/>
-          <w:sz w:val="17"/>
-        </w:rPr>
-        <w:br/>
-        <w:t xml:space="preserve">    &lt;br&gt;&lt;br&gt;</w:t>
-      </w:r>
-      <w:r>
-        <w:rPr>
-          <w:rFonts w:ascii="Courier New" w:hAnsi="Courier New"/>
-          <w:sz w:val="17"/>
-        </w:rPr>
-        <w:br/>
-      </w:r>
-      <w:r>
-        <w:rPr>
-          <w:rFonts w:ascii="Courier New" w:hAnsi="Courier New"/>
-          <w:sz w:val="17"/>
-        </w:rPr>
-        <w:br/>
-        <w:t xml:space="preserve">    &lt;label for="city"&gt;City:&lt;/label&gt;</w:t>
-      </w:r>
-      <w:r>
-        <w:rPr>
-          <w:rFonts w:ascii="Courier New" w:hAnsi="Courier New"/>
-          <w:sz w:val="17"/>
-        </w:rPr>
-        <w:br/>
-        <w:t xml:space="preserve">    &lt;select id="city" name="city"&gt;</w:t>
-      </w:r>
-      <w:r>
-        <w:rPr>
-          <w:rFonts w:ascii="Courier New" w:hAnsi="Courier New"/>
-          <w:sz w:val="17"/>
-        </w:rPr>
-        <w:br/>
-        <w:t xml:space="preserve">      &lt;option value="Kathmandu"&gt;Kathmandu&lt;/option&gt;</w:t>
-      </w:r>
-      <w:r>
-        <w:rPr>
-          <w:rFonts w:ascii="Courier New" w:hAnsi="Courier New"/>
-          <w:sz w:val="17"/>
-        </w:rPr>
-        <w:br/>
-        <w:t xml:space="preserve">      &lt;option value="Pokhara"&gt;Pokhara&lt;/option&gt;</w:t>
-      </w:r>
-      <w:r>
-        <w:rPr>
-          <w:rFonts w:ascii="Courier New" w:hAnsi="Courier New"/>
-          <w:sz w:val="17"/>
-        </w:rPr>
-        <w:br/>
-        <w:t xml:space="preserve">    &lt;/select&gt;</w:t>
-      </w:r>
-      <w:r>
-        <w:rPr>
-          <w:rFonts w:ascii="Courier New" w:hAnsi="Courier New"/>
-          <w:sz w:val="17"/>
-        </w:rPr>
-        <w:br/>
-      </w:r>
-      <w:r>
-        <w:rPr>
-          <w:rFonts w:ascii="Courier New" w:hAnsi="Courier New"/>
-          <w:sz w:val="17"/>
-        </w:rPr>
-        <w:br/>
-        <w:t xml:space="preserve">    &lt;br&gt;&lt;br&gt;</w:t>
-      </w:r>
-      <w:r>
-        <w:rPr>
-          <w:rFonts w:ascii="Courier New" w:hAnsi="Courier New"/>
-          <w:sz w:val="17"/>
-        </w:rPr>
-        <w:br/>
-      </w:r>
-      <w:r>
-        <w:rPr>
-          <w:rFonts w:ascii="Courier New" w:hAnsi="Courier New"/>
-          <w:sz w:val="17"/>
-        </w:rPr>
-        <w:br/>
-        <w:t xml:space="preserve">    &lt;input type="checkbox" id="html" name="skill" value="html"&gt;</w:t>
-      </w:r>
-      <w:r>
-        <w:rPr>
-          <w:rFonts w:ascii="Courier New" w:hAnsi="Courier New"/>
-          <w:sz w:val="17"/>
-        </w:rPr>
-        <w:br/>
-        <w:t xml:space="preserve">    &lt;label for="html"&gt;HTML&lt;/label&gt;</w:t>
-      </w:r>
-      <w:r>
-        <w:rPr>
-          <w:rFonts w:ascii="Courier New" w:hAnsi="Courier New"/>
-          <w:sz w:val="17"/>
-        </w:rPr>
-        <w:br/>
-      </w:r>
-      <w:r>
-        <w:rPr>
-          <w:rFonts w:ascii="Courier New" w:hAnsi="Courier New"/>
-          <w:sz w:val="17"/>
-        </w:rPr>
-        <w:br/>
-        <w:t xml:space="preserve">    &lt;br&gt;&lt;br&gt;</w:t>
-      </w:r>
-      <w:r>
-        <w:rPr>
-          <w:rFonts w:ascii="Courier New" w:hAnsi="Courier New"/>
-          <w:sz w:val="17"/>
-        </w:rPr>
-        <w:br/>
-      </w:r>
-      <w:r>
-        <w:rPr>
-          <w:rFonts w:ascii="Courier New" w:hAnsi="Courier New"/>
-          <w:sz w:val="17"/>
-        </w:rPr>
-        <w:br/>
-        <w:t xml:space="preserve">    &lt;textarea name="feedback"</w:t>
-      </w:r>
-      <w:r>
-        <w:rPr>
-          <w:rFonts w:ascii="Courier New" w:hAnsi="Courier New"/>
-          <w:sz w:val="17"/>
-        </w:rPr>
-        <w:br/>
-        <w:t xml:space="preserve">              placeholder="Feedback"&gt;&lt;/textarea&gt;</w:t>
-      </w:r>
-      <w:r>
-        <w:rPr>
-          <w:rFonts w:ascii="Courier New" w:hAnsi="Courier New"/>
-          <w:sz w:val="17"/>
-        </w:rPr>
-        <w:br/>
-      </w:r>
-      <w:r>
-        <w:rPr>
-          <w:rFonts w:ascii="Courier New" w:hAnsi="Courier New"/>
-          <w:sz w:val="17"/>
-        </w:rPr>
-        <w:br/>
-        <w:t xml:space="preserve">    &lt;br&gt;&lt;br&gt;</w:t>
-      </w:r>
-      <w:r>
-        <w:rPr>
-          <w:rFonts w:ascii="Courier New" w:hAnsi="Courier New"/>
-          <w:sz w:val="17"/>
-        </w:rPr>
-        <w:br/>
-      </w:r>
-      <w:r>
-        <w:rPr>
-          <w:rFonts w:ascii="Courier New" w:hAnsi="Courier New"/>
-          <w:sz w:val="17"/>
-        </w:rPr>
-        <w:br/>
-        <w:t xml:space="preserve">    &lt;button type="submit"&gt;Submit&lt;/button&gt;</w:t>
-      </w:r>
-      <w:r>
-        <w:rPr>
-          <w:rFonts w:ascii="Courier New" w:hAnsi="Courier New"/>
-          <w:sz w:val="17"/>
-        </w:rPr>
-        <w:br/>
-      </w:r>
-      <w:r>
-        <w:rPr>
-          <w:rFonts w:ascii="Courier New" w:hAnsi="Courier New"/>
-          <w:sz w:val="17"/>
-        </w:rPr>
-        <w:br/>
-        <w:t xml:space="preserve">  &lt;/form&gt;</w:t>
-      </w:r>
-      <w:r>
-        <w:rPr>
-          <w:rFonts w:ascii="Courier New" w:hAnsi="Courier New"/>
-          <w:sz w:val="17"/>
-        </w:rPr>
-        <w:br/>
-      </w:r>
-      <w:r>
-        <w:rPr>
-          <w:rFonts w:ascii="Courier New" w:hAnsi="Courier New"/>
-          <w:sz w:val="17"/>
-        </w:rPr>
-        <w:br/>
-        <w:t>&lt;/body&gt;</w:t>
-      </w:r>
-      <w:r>
-        <w:rPr>
-          <w:rFonts w:ascii="Courier New" w:hAnsi="Courier New"/>
-          <w:sz w:val="17"/>
-        </w:rPr>
-        <w:br/>
-        <w:t>&lt;/html&gt;</w:t>
-      </w:r>
-    </w:p>
-    <w:p>
-      <w:pPr>
-        <w:pStyle w:val="Heading1"/>
-      </w:pPr>
-      <w:r>
-        <w:t>21. Final Memory Map</w:t>
-      </w:r>
-    </w:p>
-    <w:p>
-      <w:pPr>
-        <w:spacing w:after="60"/>
-      </w:pPr>
-      <w:r>
-        <w:t>Think of HTML in this order:</w:t>
-      </w:r>
-    </w:p>
-    <w:p>
-      <w:pPr>
-        <w:spacing w:after="80"/>
-        <w:ind w:left="288"/>
-      </w:pPr>
-      <w:r>
-        <w:rPr>
-          <w:rFonts w:ascii="Courier New" w:hAnsi="Courier New"/>
-          <w:sz w:val="17"/>
-        </w:rPr>
         <w:t>PAGE</w:t>
       </w:r>
       <w:r>
@@ -4155,13 +4158,6 @@
           <w:sz w:val="17"/>
         </w:rPr>
         <w:br/>
-      </w:r>
-      <w:r>
-        <w:rPr>
-          <w:rFonts w:ascii="Courier New" w:hAnsi="Courier New"/>
-          <w:sz w:val="17"/>
-        </w:rPr>
-        <w:lastRenderedPageBreak/>
         <w:t xml:space="preserve"> ├── LINK → a + href</w:t>
       </w:r>
       <w:r>
@@ -4223,8 +4219,8 @@
     </w:p>
     <w:sectPr>
       <w:footerReference w:type="default" r:id="rId8"/>
-      <w:pgSz w:w="12240" w:h="15840"/>
-      <w:pgMar w:top="792" w:right="936" w:bottom="792" w:left="936" w:header="720" w:footer="720" w:gutter="0"/>
+      <w:pgSz w:w="7920" w:h="12240" w:orient="landscape"/>
+      <w:pgMar w:top="936" w:right="792" w:bottom="936" w:left="792" w:header="720" w:footer="720" w:gutter="0"/>
       <w:cols w:space="720"/>
       <w:docGrid w:linePitch="360"/>
     </w:sectPr>
@@ -5109,6 +5105,7 @@
   <w:style w:type="character" w:default="1" w:styleId="DefaultParagraphFont">
     <w:name w:val="Default Paragraph Font"/>
     <w:uiPriority w:val="1"/>
+    <w:semiHidden/>
     <w:unhideWhenUsed/>
   </w:style>
   <w:style w:type="table" w:default="1" w:styleId="TableNormal">
